--- a/reports/report.docx
+++ b/reports/report.docx
@@ -4,27 +4,47 @@
   <w:body>
     <w:p>
       <w:pPr>
-        <w:spacing w:before="0" w:after="120"/>
+        <w:spacing w:before="0" w:after="40"/>
         <w:jc w:val="center"/>
       </w:pPr>
       <w:r>
         <w:rPr>
+          <w:rFonts w:cs="Times New Roman"/>
           <w:rFonts w:ascii="Times New Roman" w:hAnsi="Times New Roman"/>
           <w:b w:val="0"/>
+          <w:i w:val="0"/>
           <w:sz w:val="24"/>
         </w:rPr>
-        <w:t>Федеральное государственное автономное образовательное учреждение высшего образования</w:t>
+        <w:t>Федеральное государственное автономное образовательное учреждение</w:t>
       </w:r>
     </w:p>
     <w:p>
       <w:pPr>
-        <w:spacing w:before="0" w:after="120"/>
+        <w:spacing w:before="0" w:after="40"/>
         <w:jc w:val="center"/>
       </w:pPr>
       <w:r>
         <w:rPr>
+          <w:rFonts w:cs="Times New Roman"/>
+          <w:rFonts w:ascii="Times New Roman" w:hAnsi="Times New Roman"/>
+          <w:b w:val="0"/>
+          <w:i w:val="0"/>
+          <w:sz w:val="24"/>
+        </w:rPr>
+        <w:t>высшего образования</w:t>
+      </w:r>
+    </w:p>
+    <w:p>
+      <w:pPr>
+        <w:spacing w:before="0" w:after="80"/>
+        <w:jc w:val="center"/>
+      </w:pPr>
+      <w:r>
+        <w:rPr>
+          <w:rFonts w:cs="Times New Roman"/>
           <w:rFonts w:ascii="Times New Roman" w:hAnsi="Times New Roman"/>
           <w:b/>
+          <w:i w:val="0"/>
           <w:sz w:val="28"/>
         </w:rPr>
         <w:t>«МОСКОВСКИЙ ПОЛИТЕХНИЧЕСКИЙ УНИВЕРСИТЕТ»</w:t>
@@ -32,13 +52,15 @@
     </w:p>
     <w:p>
       <w:pPr>
-        <w:spacing w:before="120" w:after="120"/>
+        <w:spacing w:before="0" w:after="40"/>
         <w:jc w:val="center"/>
       </w:pPr>
       <w:r>
         <w:rPr>
+          <w:rFonts w:cs="Times New Roman"/>
           <w:rFonts w:ascii="Times New Roman" w:hAnsi="Times New Roman"/>
           <w:b w:val="0"/>
+          <w:i w:val="0"/>
           <w:sz w:val="24"/>
         </w:rPr>
         <w:t>Факультет информационных технологий</w:t>
@@ -46,13 +68,15 @@
     </w:p>
     <w:p>
       <w:pPr>
-        <w:spacing w:before="0" w:after="120"/>
+        <w:spacing w:before="0" w:after="200"/>
         <w:jc w:val="center"/>
       </w:pPr>
       <w:r>
         <w:rPr>
+          <w:rFonts w:cs="Times New Roman"/>
           <w:rFonts w:ascii="Times New Roman" w:hAnsi="Times New Roman"/>
           <w:b w:val="0"/>
+          <w:i w:val="0"/>
           <w:sz w:val="24"/>
         </w:rPr>
         <w:t>Кафедра «Информатика и информационные технологии»</w:t>
@@ -60,40 +84,47 @@
     </w:p>
     <w:p>
       <w:pPr>
-        <w:spacing w:before="0" w:after="120"/>
+        <w:spacing w:before="0" w:after="40"/>
         <w:jc w:val="center"/>
       </w:pPr>
       <w:r>
         <w:rPr>
+          <w:rFonts w:cs="Times New Roman"/>
           <w:rFonts w:ascii="Times New Roman" w:hAnsi="Times New Roman"/>
           <w:b w:val="0"/>
-          <w:sz w:val="28"/>
+          <w:i w:val="0"/>
+          <w:sz w:val="24"/>
         </w:rPr>
+        <w:t>Направление подготовки / специальность:</w:t>
       </w:r>
     </w:p>
     <w:p>
       <w:pPr>
-        <w:spacing w:before="80" w:after="120"/>
+        <w:spacing w:before="0" w:after="40"/>
         <w:jc w:val="center"/>
       </w:pPr>
       <w:r>
         <w:rPr>
+          <w:rFonts w:cs="Times New Roman"/>
           <w:rFonts w:ascii="Times New Roman" w:hAnsi="Times New Roman"/>
-          <w:b w:val="0"/>
+          <w:b/>
+          <w:i w:val="0"/>
           <w:sz w:val="24"/>
         </w:rPr>
-        <w:t>Направление подготовки: 09.03.02 Информационные системы и технологии</w:t>
+        <w:t>09.03.02 Информационные системы и технологии</w:t>
       </w:r>
     </w:p>
     <w:p>
       <w:pPr>
-        <w:spacing w:before="0" w:after="120"/>
+        <w:spacing w:before="0" w:after="600"/>
         <w:jc w:val="center"/>
       </w:pPr>
       <w:r>
         <w:rPr>
+          <w:rFonts w:cs="Times New Roman"/>
           <w:rFonts w:ascii="Times New Roman" w:hAnsi="Times New Roman"/>
           <w:b w:val="0"/>
+          <w:i w:val="0"/>
           <w:sz w:val="24"/>
         </w:rPr>
         <w:t>Специализация: Автоматизированные системы обработки информации и управления</w:t>
@@ -101,26 +132,15 @@
     </w:p>
     <w:p>
       <w:pPr>
-        <w:spacing w:before="400" w:after="120"/>
+        <w:spacing w:before="400" w:after="80"/>
         <w:jc w:val="center"/>
       </w:pPr>
       <w:r>
         <w:rPr>
-          <w:rFonts w:ascii="Times New Roman" w:hAnsi="Times New Roman"/>
-          <w:b w:val="0"/>
-          <w:sz w:val="28"/>
-        </w:rPr>
-      </w:r>
-    </w:p>
-    <w:p>
-      <w:pPr>
-        <w:spacing w:before="800" w:after="80"/>
-        <w:jc w:val="center"/>
-      </w:pPr>
-      <w:r>
-        <w:rPr>
+          <w:rFonts w:cs="Times New Roman"/>
           <w:rFonts w:ascii="Times New Roman" w:hAnsi="Times New Roman"/>
           <w:b/>
+          <w:i w:val="0"/>
           <w:sz w:val="36"/>
         </w:rPr>
         <w:t>ОТЧЁТ</w:t>
@@ -133,8 +153,10 @@
       </w:pPr>
       <w:r>
         <w:rPr>
+          <w:rFonts w:cs="Times New Roman"/>
           <w:rFonts w:ascii="Times New Roman" w:hAnsi="Times New Roman"/>
           <w:b/>
+          <w:i w:val="0"/>
           <w:sz w:val="32"/>
         </w:rPr>
         <w:t>по проектной практике</w:t>
@@ -142,27 +164,31 @@
     </w:p>
     <w:p>
       <w:pPr>
-        <w:spacing w:before="160" w:after="120"/>
+        <w:spacing w:before="0" w:after="40"/>
         <w:jc w:val="center"/>
       </w:pPr>
       <w:r>
         <w:rPr>
+          <w:rFonts w:cs="Times New Roman"/>
           <w:rFonts w:ascii="Times New Roman" w:hAnsi="Times New Roman"/>
           <w:b w:val="0"/>
-          <w:sz w:val="28"/>
+          <w:i w:val="0"/>
+          <w:sz w:val="26"/>
         </w:rPr>
         <w:t>Тема вариативной части:</w:t>
       </w:r>
     </w:p>
     <w:p>
       <w:pPr>
-        <w:spacing w:before="0" w:after="120"/>
+        <w:spacing w:before="0" w:after="600"/>
         <w:jc w:val="center"/>
       </w:pPr>
       <w:r>
         <w:rPr>
+          <w:rFonts w:cs="Times New Roman"/>
           <w:rFonts w:ascii="Times New Roman" w:hAnsi="Times New Roman"/>
           <w:b/>
+          <w:i w:val="0"/>
           <w:sz w:val="28"/>
         </w:rPr>
         <w:t>«Python: Create a Simple Python Text Editor»</w:t>
@@ -170,63 +196,164 @@
     </w:p>
     <w:p>
       <w:pPr>
-        <w:spacing w:before="800" w:after="120"/>
-        <w:jc w:val="center"/>
+        <w:spacing w:before="400" w:after="40"/>
+        <w:jc w:val="right"/>
       </w:pPr>
       <w:r>
         <w:rPr>
+          <w:rFonts w:cs="Times New Roman"/>
           <w:rFonts w:ascii="Times New Roman" w:hAnsi="Times New Roman"/>
           <w:b w:val="0"/>
-          <w:sz w:val="28"/>
-        </w:rPr>
-      </w:r>
-    </w:p>
-    <w:p>
-      <w:pPr>
-        <w:spacing w:before="800"/>
-        <w:jc w:val="right"/>
-      </w:pPr>
-      <w:r>
-        <w:rPr>
-          <w:rFonts w:ascii="Times New Roman" w:hAnsi="Times New Roman"/>
-          <w:sz w:val="28"/>
+          <w:i w:val="0"/>
+          <w:sz w:val="26"/>
         </w:rPr>
         <w:t xml:space="preserve">Студент: </w:t>
       </w:r>
       <w:r>
         <w:rPr>
+          <w:rFonts w:cs="Times New Roman"/>
           <w:rFonts w:ascii="Times New Roman" w:hAnsi="Times New Roman"/>
           <w:b/>
-          <w:sz w:val="28"/>
+          <w:i w:val="0"/>
+          <w:sz w:val="26"/>
         </w:rPr>
         <w:t>Жамолдинов Жасурбек Иброимжонович</w:t>
       </w:r>
     </w:p>
     <w:p>
       <w:pPr>
-        <w:spacing w:before="1200" w:after="120"/>
-        <w:jc w:val="center"/>
+        <w:spacing w:before="0" w:after="40"/>
+        <w:jc w:val="right"/>
       </w:pPr>
       <w:r>
         <w:rPr>
+          <w:rFonts w:cs="Times New Roman"/>
           <w:rFonts w:ascii="Times New Roman" w:hAnsi="Times New Roman"/>
           <w:b w:val="0"/>
-          <w:sz w:val="28"/>
+          <w:i w:val="0"/>
+          <w:sz w:val="26"/>
         </w:rPr>
+        <w:t xml:space="preserve">Группа: </w:t>
+      </w:r>
+      <w:r>
+        <w:rPr>
+          <w:rFonts w:cs="Times New Roman"/>
+          <w:rFonts w:ascii="Times New Roman" w:hAnsi="Times New Roman"/>
+          <w:b/>
+          <w:i w:val="0"/>
+          <w:sz w:val="26"/>
+        </w:rPr>
+        <w:t>251-335</w:t>
       </w:r>
     </w:p>
     <w:p>
       <w:pPr>
-        <w:spacing w:before="1600" w:after="120"/>
-        <w:jc w:val="center"/>
+        <w:spacing w:before="0" w:after="40"/>
+        <w:jc w:val="right"/>
       </w:pPr>
       <w:r>
         <w:rPr>
+          <w:rFonts w:cs="Times New Roman"/>
           <w:rFonts w:ascii="Times New Roman" w:hAnsi="Times New Roman"/>
           <w:b w:val="0"/>
+          <w:i w:val="0"/>
+          <w:sz w:val="26"/>
+        </w:rPr>
+        <w:t xml:space="preserve">Место прохождения практики: </w:t>
+      </w:r>
+      <w:r>
+        <w:rPr>
+          <w:rFonts w:cs="Times New Roman"/>
+          <w:rFonts w:ascii="Times New Roman" w:hAnsi="Times New Roman"/>
+          <w:b/>
+          <w:i w:val="0"/>
+          <w:sz w:val="26"/>
+        </w:rPr>
+        <w:t>Московский Политех, кафедра ИиИТ</w:t>
+      </w:r>
+    </w:p>
+    <w:p>
+      <w:pPr>
+        <w:spacing w:before="120" w:after="40"/>
+        <w:jc w:val="right"/>
+      </w:pPr>
+      <w:r>
+        <w:rPr>
+          <w:rFonts w:cs="Times New Roman"/>
+          <w:rFonts w:ascii="Times New Roman" w:hAnsi="Times New Roman"/>
+          <w:b w:val="0"/>
+          <w:i w:val="0"/>
+          <w:sz w:val="26"/>
+        </w:rPr>
+        <w:t xml:space="preserve">Руководитель проекта: </w:t>
+      </w:r>
+      <w:r>
+        <w:rPr>
+          <w:rFonts w:cs="Times New Roman"/>
+          <w:rFonts w:ascii="Times New Roman" w:hAnsi="Times New Roman"/>
+          <w:b/>
+          <w:i w:val="0"/>
+          <w:sz w:val="26"/>
+        </w:rPr>
+        <w:t>Родин Юрий Леонидович</w:t>
+      </w:r>
+    </w:p>
+    <w:p>
+      <w:pPr>
+        <w:spacing w:before="0" w:after="40"/>
+        <w:jc w:val="right"/>
+      </w:pPr>
+      <w:r>
+        <w:rPr>
+          <w:rFonts w:cs="Times New Roman"/>
+          <w:rFonts w:ascii="Times New Roman" w:hAnsi="Times New Roman"/>
+          <w:b w:val="0"/>
+          <w:i w:val="0"/>
+          <w:sz w:val="26"/>
+        </w:rPr>
+        <w:t xml:space="preserve">Руководитель практики от кафедры: </w:t>
+      </w:r>
+      <w:r>
+        <w:rPr>
+          <w:rFonts w:cs="Times New Roman"/>
+          <w:rFonts w:ascii="Times New Roman" w:hAnsi="Times New Roman"/>
+          <w:b/>
+          <w:i w:val="0"/>
+          <w:sz w:val="26"/>
+        </w:rPr>
+        <w:t>Дагаев Александр Евгеньевич</w:t>
+      </w:r>
+    </w:p>
+    <w:p>
+      <w:pPr>
+        <w:spacing w:before="320" w:after="80"/>
+        <w:jc w:val="right"/>
+      </w:pPr>
+      <w:r>
+        <w:rPr>
+          <w:rFonts w:cs="Times New Roman"/>
+          <w:rFonts w:ascii="Times New Roman" w:hAnsi="Times New Roman"/>
+          <w:b w:val="0"/>
+          <w:i w:val="0"/>
+          <w:sz w:val="24"/>
+        </w:rPr>
+        <w:t>Отчёт принят с оценкой: ________________   Дата: ________________</w:t>
+      </w:r>
+    </w:p>
+    <w:p>
+      <w:pPr>
+        <w:spacing w:before="600" w:after="0"/>
+        <w:jc w:val="center"/>
+      </w:pPr>
+      <w:r>
+        <w:rPr>
+          <w:rFonts w:cs="Times New Roman"/>
+          <w:rFonts w:ascii="Times New Roman" w:hAnsi="Times New Roman"/>
+          <w:b w:val="0"/>
+          <w:i w:val="0"/>
           <w:sz w:val="28"/>
         </w:rPr>
-        <w:t>Москва 2026</w:t>
+        <w:t>Москва  2026</w:t>
       </w:r>
     </w:p>
     <w:p>
@@ -236,13 +363,15 @@
     </w:p>
     <w:p>
       <w:pPr>
-        <w:spacing w:before="240" w:after="120"/>
+        <w:spacing w:before="240" w:after="160"/>
         <w:jc w:val="center"/>
       </w:pPr>
       <w:r>
         <w:rPr>
+          <w:rFonts w:cs="Times New Roman"/>
           <w:rFonts w:ascii="Times New Roman" w:hAnsi="Times New Roman"/>
           <w:b/>
+          <w:i w:val="0"/>
           <w:sz w:val="32"/>
         </w:rPr>
         <w:t>ОГЛАВЛЕНИЕ</w:t>
@@ -250,152 +379,402 @@
     </w:p>
     <w:p>
       <w:pPr>
-        <w:tabs>
-          <w:tab w:pos="8220" w:val="left"/>
-        </w:tabs>
-        <w:spacing w:after="60"/>
+        <w:spacing w:after="40"/>
       </w:pPr>
       <w:r>
         <w:rPr>
+          <w:rFonts w:cs="Times New Roman"/>
           <w:rFonts w:ascii="Times New Roman" w:hAnsi="Times New Roman"/>
+          <w:b/>
+          <w:i w:val="0"/>
           <w:sz w:val="26"/>
         </w:rPr>
-        <w:t>ВВЕДЕНИЕ.................................................... 3</w:t>
+        <w:t>ВВЕДЕНИЕ</w:t>
+      </w:r>
+      <w:r>
+        <w:rPr>
+          <w:rFonts w:cs="Times New Roman"/>
+          <w:rFonts w:ascii="Times New Roman" w:hAnsi="Times New Roman"/>
+          <w:b w:val="0"/>
+          <w:i w:val="0"/>
+          <w:sz w:val="26"/>
+        </w:rPr>
+        <w:t xml:space="preserve"> ......................................................... 3</w:t>
       </w:r>
     </w:p>
     <w:p>
       <w:pPr>
-        <w:tabs>
-          <w:tab w:pos="8220" w:val="left"/>
-        </w:tabs>
-        <w:spacing w:after="60"/>
+        <w:spacing w:after="40"/>
       </w:pPr>
       <w:r>
         <w:rPr>
+          <w:rFonts w:cs="Times New Roman"/>
           <w:rFonts w:ascii="Times New Roman" w:hAnsi="Times New Roman"/>
+          <w:b/>
+          <w:i w:val="0"/>
           <w:sz w:val="26"/>
         </w:rPr>
-        <w:t>1. ОБЩАЯ ИНФОРМАЦИЯ О ПРОЕКТЕ............................... 4</w:t>
+        <w:t>1. ОБЩАЯ ИНФОРМАЦИЯ О ПРОЕКТЕ</w:t>
+      </w:r>
+      <w:r>
+        <w:rPr>
+          <w:rFonts w:cs="Times New Roman"/>
+          <w:rFonts w:ascii="Times New Roman" w:hAnsi="Times New Roman"/>
+          <w:b w:val="0"/>
+          <w:i w:val="0"/>
+          <w:sz w:val="26"/>
+        </w:rPr>
+        <w:t xml:space="preserve"> .................................... 4</w:t>
       </w:r>
     </w:p>
     <w:p>
       <w:pPr>
-        <w:tabs>
-          <w:tab w:pos="8220" w:val="left"/>
-        </w:tabs>
-        <w:spacing w:after="60"/>
+        <w:spacing w:after="40"/>
       </w:pPr>
       <w:r>
         <w:rPr>
+          <w:rFonts w:cs="Times New Roman"/>
           <w:rFonts w:ascii="Times New Roman" w:hAnsi="Times New Roman"/>
+          <w:b w:val="0"/>
+          <w:i w:val="0"/>
           <w:sz w:val="26"/>
         </w:rPr>
-        <w:t>2. ОПИСАНИЕ ЗАДАНИЯ ПО ПРОЕКТНОЙ ПРАКТИКЕ................... 6</w:t>
+        <w:t xml:space="preserve">   1.1 Название проекта</w:t>
+      </w:r>
+      <w:r>
+        <w:rPr>
+          <w:rFonts w:cs="Times New Roman"/>
+          <w:rFonts w:ascii="Times New Roman" w:hAnsi="Times New Roman"/>
+          <w:b w:val="0"/>
+          <w:i w:val="0"/>
+          <w:sz w:val="26"/>
+        </w:rPr>
+        <w:t xml:space="preserve"> .......................................... 4</w:t>
       </w:r>
     </w:p>
     <w:p>
       <w:pPr>
-        <w:tabs>
-          <w:tab w:pos="8220" w:val="left"/>
-        </w:tabs>
-        <w:spacing w:after="60"/>
+        <w:spacing w:after="40"/>
       </w:pPr>
       <w:r>
         <w:rPr>
+          <w:rFonts w:cs="Times New Roman"/>
           <w:rFonts w:ascii="Times New Roman" w:hAnsi="Times New Roman"/>
+          <w:b w:val="0"/>
+          <w:i w:val="0"/>
           <w:sz w:val="26"/>
         </w:rPr>
-        <w:t>3. ОПИСАНИЕ ДОСТИГНУТЫХ РЕЗУЛЬТАТОВ......................... 8</w:t>
+        <w:t xml:space="preserve">   1.2 Цели и задачи проекта</w:t>
+      </w:r>
+      <w:r>
+        <w:rPr>
+          <w:rFonts w:cs="Times New Roman"/>
+          <w:rFonts w:ascii="Times New Roman" w:hAnsi="Times New Roman"/>
+          <w:b w:val="0"/>
+          <w:i w:val="0"/>
+          <w:sz w:val="26"/>
+        </w:rPr>
+        <w:t xml:space="preserve"> ..................................... 4</w:t>
       </w:r>
     </w:p>
     <w:p>
       <w:pPr>
-        <w:tabs>
-          <w:tab w:pos="8220" w:val="left"/>
-        </w:tabs>
-        <w:spacing w:after="60"/>
+        <w:spacing w:after="40"/>
       </w:pPr>
       <w:r>
         <w:rPr>
+          <w:rFonts w:cs="Times New Roman"/>
           <w:rFonts w:ascii="Times New Roman" w:hAnsi="Times New Roman"/>
+          <w:b w:val="0"/>
+          <w:i w:val="0"/>
           <w:sz w:val="26"/>
         </w:rPr>
-        <w:t xml:space="preserve">   3.1 Разработка текстового редактора...................... 8</w:t>
+        <w:t xml:space="preserve">   1.3 Общая характеристика деятельности организации</w:t>
+      </w:r>
+      <w:r>
+        <w:rPr>
+          <w:rFonts w:cs="Times New Roman"/>
+          <w:rFonts w:ascii="Times New Roman" w:hAnsi="Times New Roman"/>
+          <w:b w:val="0"/>
+          <w:i w:val="0"/>
+          <w:sz w:val="26"/>
+        </w:rPr>
+        <w:t xml:space="preserve"> ............. 5</w:t>
       </w:r>
     </w:p>
     <w:p>
       <w:pPr>
-        <w:tabs>
-          <w:tab w:pos="8220" w:val="left"/>
-        </w:tabs>
-        <w:spacing w:after="60"/>
+        <w:spacing w:after="40"/>
       </w:pPr>
       <w:r>
         <w:rPr>
+          <w:rFonts w:cs="Times New Roman"/>
           <w:rFonts w:ascii="Times New Roman" w:hAnsi="Times New Roman"/>
+          <w:b w:val="0"/>
+          <w:i w:val="0"/>
           <w:sz w:val="26"/>
         </w:rPr>
-        <w:t xml:space="preserve">   3.2 Разработка статического сайта........................ 11</w:t>
+        <w:t xml:space="preserve">   1.4 Наименование заказчика</w:t>
+      </w:r>
+      <w:r>
+        <w:rPr>
+          <w:rFonts w:cs="Times New Roman"/>
+          <w:rFonts w:ascii="Times New Roman" w:hAnsi="Times New Roman"/>
+          <w:b w:val="0"/>
+          <w:i w:val="0"/>
+          <w:sz w:val="26"/>
+        </w:rPr>
+        <w:t xml:space="preserve"> .................................... 5</w:t>
       </w:r>
     </w:p>
     <w:p>
       <w:pPr>
-        <w:tabs>
-          <w:tab w:pos="8220" w:val="left"/>
-        </w:tabs>
-        <w:spacing w:after="60"/>
+        <w:spacing w:after="40"/>
       </w:pPr>
       <w:r>
         <w:rPr>
+          <w:rFonts w:cs="Times New Roman"/>
           <w:rFonts w:ascii="Times New Roman" w:hAnsi="Times New Roman"/>
+          <w:b w:val="0"/>
+          <w:i w:val="0"/>
           <w:sz w:val="26"/>
         </w:rPr>
-        <w:t xml:space="preserve">   3.3 Участие в образовательном мероприятии................ 12</w:t>
+        <w:t xml:space="preserve">   1.5 Организационная структура</w:t>
+      </w:r>
+      <w:r>
+        <w:rPr>
+          <w:rFonts w:cs="Times New Roman"/>
+          <w:rFonts w:ascii="Times New Roman" w:hAnsi="Times New Roman"/>
+          <w:b w:val="0"/>
+          <w:i w:val="0"/>
+          <w:sz w:val="26"/>
+        </w:rPr>
+        <w:t xml:space="preserve"> ................................. 5</w:t>
       </w:r>
     </w:p>
     <w:p>
       <w:pPr>
-        <w:tabs>
-          <w:tab w:pos="8220" w:val="left"/>
-        </w:tabs>
-        <w:spacing w:after="60"/>
+        <w:spacing w:after="40"/>
       </w:pPr>
       <w:r>
         <w:rPr>
+          <w:rFonts w:cs="Times New Roman"/>
           <w:rFonts w:ascii="Times New Roman" w:hAnsi="Times New Roman"/>
+          <w:b w:val="0"/>
+          <w:i w:val="0"/>
           <w:sz w:val="26"/>
         </w:rPr>
-        <w:t>4. ЗАКЛЮЧЕНИЕ............................................... 13</w:t>
+        <w:t xml:space="preserve">   1.6 Описание деятельности</w:t>
+      </w:r>
+      <w:r>
+        <w:rPr>
+          <w:rFonts w:cs="Times New Roman"/>
+          <w:rFonts w:ascii="Times New Roman" w:hAnsi="Times New Roman"/>
+          <w:b w:val="0"/>
+          <w:i w:val="0"/>
+          <w:sz w:val="26"/>
+        </w:rPr>
+        <w:t xml:space="preserve"> ..................................... 5</w:t>
       </w:r>
     </w:p>
     <w:p>
       <w:pPr>
-        <w:tabs>
-          <w:tab w:pos="8220" w:val="left"/>
-        </w:tabs>
-        <w:spacing w:after="60"/>
+        <w:spacing w:after="40"/>
       </w:pPr>
       <w:r>
         <w:rPr>
+          <w:rFonts w:cs="Times New Roman"/>
           <w:rFonts w:ascii="Times New Roman" w:hAnsi="Times New Roman"/>
+          <w:b/>
+          <w:i w:val="0"/>
           <w:sz w:val="26"/>
         </w:rPr>
-        <w:t>СПИСОК ИСПОЛЬЗОВАННОЙ ЛИТЕРАТУРЫ............................ 14</w:t>
+        <w:t>2. ОПИСАНИЕ ЗАДАНИЯ ПО ПРОЕКТНОЙ ПРАКТИКЕ</w:t>
+      </w:r>
+      <w:r>
+        <w:rPr>
+          <w:rFonts w:cs="Times New Roman"/>
+          <w:rFonts w:ascii="Times New Roman" w:hAnsi="Times New Roman"/>
+          <w:b w:val="0"/>
+          <w:i w:val="0"/>
+          <w:sz w:val="26"/>
+        </w:rPr>
+        <w:t xml:space="preserve"> ........................ 6</w:t>
       </w:r>
     </w:p>
     <w:p>
       <w:pPr>
-        <w:tabs>
-          <w:tab w:pos="8220" w:val="left"/>
-        </w:tabs>
-        <w:spacing w:after="60"/>
+        <w:spacing w:after="40"/>
       </w:pPr>
       <w:r>
         <w:rPr>
+          <w:rFonts w:cs="Times New Roman"/>
           <w:rFonts w:ascii="Times New Roman" w:hAnsi="Times New Roman"/>
+          <w:b/>
+          <w:i w:val="0"/>
           <w:sz w:val="26"/>
         </w:rPr>
-        <w:t>ПРИЛОЖЕНИЯ.................................................. 15</w:t>
+        <w:t>3. ОПИСАНИЕ ДОСТИГНУТЫХ РЕЗУЛЬТАТОВ</w:t>
+      </w:r>
+      <w:r>
+        <w:rPr>
+          <w:rFonts w:cs="Times New Roman"/>
+          <w:rFonts w:ascii="Times New Roman" w:hAnsi="Times New Roman"/>
+          <w:b w:val="0"/>
+          <w:i w:val="0"/>
+          <w:sz w:val="26"/>
+        </w:rPr>
+        <w:t xml:space="preserve"> .............................. 7</w:t>
+      </w:r>
+    </w:p>
+    <w:p>
+      <w:pPr>
+        <w:spacing w:after="40"/>
+      </w:pPr>
+      <w:r>
+        <w:rPr>
+          <w:rFonts w:cs="Times New Roman"/>
+          <w:rFonts w:ascii="Times New Roman" w:hAnsi="Times New Roman"/>
+          <w:b w:val="0"/>
+          <w:i w:val="0"/>
+          <w:sz w:val="26"/>
+        </w:rPr>
+        <w:t xml:space="preserve">   3.1 Разработка текстового редактора</w:t>
+      </w:r>
+      <w:r>
+        <w:rPr>
+          <w:rFonts w:cs="Times New Roman"/>
+          <w:rFonts w:ascii="Times New Roman" w:hAnsi="Times New Roman"/>
+          <w:b w:val="0"/>
+          <w:i w:val="0"/>
+          <w:sz w:val="26"/>
+        </w:rPr>
+        <w:t xml:space="preserve"> ........................... 7</w:t>
+      </w:r>
+    </w:p>
+    <w:p>
+      <w:pPr>
+        <w:spacing w:after="40"/>
+      </w:pPr>
+      <w:r>
+        <w:rPr>
+          <w:rFonts w:cs="Times New Roman"/>
+          <w:rFonts w:ascii="Times New Roman" w:hAnsi="Times New Roman"/>
+          <w:b w:val="0"/>
+          <w:i w:val="0"/>
+          <w:sz w:val="26"/>
+        </w:rPr>
+        <w:t xml:space="preserve">   3.2 Разработка статического веб-сайта</w:t>
+      </w:r>
+      <w:r>
+        <w:rPr>
+          <w:rFonts w:cs="Times New Roman"/>
+          <w:rFonts w:ascii="Times New Roman" w:hAnsi="Times New Roman"/>
+          <w:b w:val="0"/>
+          <w:i w:val="0"/>
+          <w:sz w:val="26"/>
+        </w:rPr>
+        <w:t xml:space="preserve"> ......................... 10</w:t>
+      </w:r>
+    </w:p>
+    <w:p>
+      <w:pPr>
+        <w:spacing w:after="40"/>
+      </w:pPr>
+      <w:r>
+        <w:rPr>
+          <w:rFonts w:cs="Times New Roman"/>
+          <w:rFonts w:ascii="Times New Roman" w:hAnsi="Times New Roman"/>
+          <w:b w:val="0"/>
+          <w:i w:val="0"/>
+          <w:sz w:val="26"/>
+        </w:rPr>
+        <w:t xml:space="preserve">   3.3 Участие в мероприятии Startup HUB (МФТИ)</w:t>
+      </w:r>
+      <w:r>
+        <w:rPr>
+          <w:rFonts w:cs="Times New Roman"/>
+          <w:rFonts w:ascii="Times New Roman" w:hAnsi="Times New Roman"/>
+          <w:b w:val="0"/>
+          <w:i w:val="0"/>
+          <w:sz w:val="26"/>
+        </w:rPr>
+        <w:t xml:space="preserve"> .................. 11</w:t>
+      </w:r>
+    </w:p>
+    <w:p>
+      <w:pPr>
+        <w:spacing w:after="40"/>
+      </w:pPr>
+      <w:r>
+        <w:rPr>
+          <w:rFonts w:cs="Times New Roman"/>
+          <w:rFonts w:ascii="Times New Roman" w:hAnsi="Times New Roman"/>
+          <w:b/>
+          <w:i w:val="0"/>
+          <w:sz w:val="26"/>
+        </w:rPr>
+        <w:t>ЗАКЛЮЧЕНИЕ</w:t>
+      </w:r>
+      <w:r>
+        <w:rPr>
+          <w:rFonts w:cs="Times New Roman"/>
+          <w:rFonts w:ascii="Times New Roman" w:hAnsi="Times New Roman"/>
+          <w:b w:val="0"/>
+          <w:i w:val="0"/>
+          <w:sz w:val="26"/>
+        </w:rPr>
+        <w:t xml:space="preserve"> ....................................................... 13</w:t>
+      </w:r>
+    </w:p>
+    <w:p>
+      <w:pPr>
+        <w:spacing w:after="40"/>
+      </w:pPr>
+      <w:r>
+        <w:rPr>
+          <w:rFonts w:cs="Times New Roman"/>
+          <w:rFonts w:ascii="Times New Roman" w:hAnsi="Times New Roman"/>
+          <w:b/>
+          <w:i w:val="0"/>
+          <w:sz w:val="26"/>
+        </w:rPr>
+        <w:t>СПИСОК ИСПОЛЬЗОВАННОЙ ЛИТЕРАТУРЫ</w:t>
+      </w:r>
+      <w:r>
+        <w:rPr>
+          <w:rFonts w:cs="Times New Roman"/>
+          <w:rFonts w:ascii="Times New Roman" w:hAnsi="Times New Roman"/>
+          <w:b w:val="0"/>
+          <w:i w:val="0"/>
+          <w:sz w:val="26"/>
+        </w:rPr>
+        <w:t xml:space="preserve"> ................................. 14</w:t>
+      </w:r>
+    </w:p>
+    <w:p>
+      <w:pPr>
+        <w:spacing w:after="40"/>
+      </w:pPr>
+      <w:r>
+        <w:rPr>
+          <w:rFonts w:cs="Times New Roman"/>
+          <w:rFonts w:ascii="Times New Roman" w:hAnsi="Times New Roman"/>
+          <w:b/>
+          <w:i w:val="0"/>
+          <w:sz w:val="26"/>
+        </w:rPr>
+        <w:t>ПРИЛОЖЕНИЯ</w:t>
+      </w:r>
+      <w:r>
+        <w:rPr>
+          <w:rFonts w:cs="Times New Roman"/>
+          <w:rFonts w:ascii="Times New Roman" w:hAnsi="Times New Roman"/>
+          <w:b w:val="0"/>
+          <w:i w:val="0"/>
+          <w:sz w:val="26"/>
+        </w:rPr>
+        <w:t xml:space="preserve"> ....................................................... 15</w:t>
       </w:r>
     </w:p>
     <w:p>
@@ -405,13 +784,15 @@
     </w:p>
     <w:p>
       <w:pPr>
-        <w:spacing w:before="240" w:after="120"/>
+        <w:spacing w:before="240" w:after="160"/>
         <w:jc w:val="center"/>
       </w:pPr>
       <w:r>
         <w:rPr>
+          <w:rFonts w:cs="Times New Roman"/>
           <w:rFonts w:ascii="Times New Roman" w:hAnsi="Times New Roman"/>
           <w:b/>
+          <w:i w:val="0"/>
           <w:sz w:val="32"/>
         </w:rPr>
         <w:t>ВВЕДЕНИЕ</w:t>
@@ -419,125 +800,152 @@
     </w:p>
     <w:p>
       <w:pPr>
-        <w:spacing w:after="120"/>
+        <w:spacing w:before="0" w:after="120"/>
         <w:ind w:firstLine="709"/>
         <w:jc w:val="both"/>
       </w:pPr>
       <w:r>
         <w:rPr>
+          <w:rFonts w:cs="Times New Roman"/>
           <w:rFonts w:ascii="Times New Roman" w:hAnsi="Times New Roman"/>
+          <w:b w:val="0"/>
+          <w:i w:val="0"/>
           <w:sz w:val="28"/>
         </w:rPr>
-        <w:t>Настоящий отчёт составлен по итогам прохождения проектной практики в период с 03 февраля по 24 мая 2026 года на кафедре «Информатика и информационные технологии» Московского Политехнического Университета.</w:t>
+        <w:t>Настоящий отчёт составлен по итогам прохождения проектной практики студентом Жамолдиновым Жасурбеком Иброимжоновичем (группа 251-335) в период с 03 февраля по 24 мая 2026 года на кафедре «Информатика и информационные технологии» Московского Политехнического Университета.</w:t>
       </w:r>
     </w:p>
     <w:p>
       <w:pPr>
-        <w:spacing w:after="120"/>
+        <w:spacing w:before="0" w:after="120"/>
         <w:ind w:firstLine="709"/>
         <w:jc w:val="both"/>
       </w:pPr>
       <w:r>
         <w:rPr>
+          <w:rFonts w:cs="Times New Roman"/>
           <w:rFonts w:ascii="Times New Roman" w:hAnsi="Times New Roman"/>
+          <w:b w:val="0"/>
+          <w:i w:val="0"/>
           <w:sz w:val="28"/>
         </w:rPr>
-        <w:t>В рамках практики была выполнена вариативная часть задания по теме: «Python: Create a Simple Python Text Editor». Тема выбрана из международной коллекции учебных проектов Build Your Own X, охватывающей разработку различных программных систем с нуля.</w:t>
+        <w:t>Руководитель проекта — Родин Юрий Леонидович. Руководитель практики от кафедры — Дагаев Александр Евгеньевич.</w:t>
       </w:r>
     </w:p>
     <w:p>
       <w:pPr>
-        <w:spacing w:after="120"/>
+        <w:spacing w:before="0" w:after="120"/>
         <w:ind w:firstLine="709"/>
         <w:jc w:val="both"/>
       </w:pPr>
       <w:r>
         <w:rPr>
+          <w:rFonts w:cs="Times New Roman"/>
           <w:rFonts w:ascii="Times New Roman" w:hAnsi="Times New Roman"/>
+          <w:b w:val="0"/>
+          <w:i w:val="0"/>
           <w:sz w:val="28"/>
         </w:rPr>
-        <w:t>Целью практики являлось приобретение практических навыков разработки программного обеспечения, работы с системами контроля версий, создания веб-сайтов и участия в образовательных мероприятиях.</w:t>
+        <w:t>В рамках практики была выполнена вариативная часть задания по теме «Python: Create a Simple Python Text Editor» — разработка полнофункционального настольного текстового редактора на языке Python с использованием библиотеки Tkinter. Тема выбрана из международной коллекции учебных проектов Build Your Own X.</w:t>
       </w:r>
     </w:p>
     <w:p>
       <w:pPr>
-        <w:spacing w:after="120"/>
+        <w:spacing w:before="0" w:after="120"/>
         <w:ind w:firstLine="709"/>
         <w:jc w:val="both"/>
       </w:pPr>
       <w:r>
         <w:rPr>
+          <w:rFonts w:cs="Times New Roman"/>
           <w:rFonts w:ascii="Times New Roman" w:hAnsi="Times New Roman"/>
+          <w:b w:val="0"/>
+          <w:i w:val="0"/>
           <w:sz w:val="28"/>
         </w:rPr>
-        <w:t>Основные задачи практики:</w:t>
+        <w:t>Задачи, решённые в ходе практики:</w:t>
       </w:r>
     </w:p>
     <w:p>
       <w:pPr>
-        <w:spacing w:after="60"/>
-        <w:ind w:left="709" w:hanging="283"/>
+        <w:spacing w:before="0" w:after="60"/>
+        <w:ind w:left="850"/>
         <w:jc w:val="both"/>
       </w:pPr>
       <w:r>
         <w:rPr>
+          <w:rFonts w:cs="Times New Roman"/>
           <w:rFonts w:ascii="Times New Roman" w:hAnsi="Times New Roman"/>
+          <w:b w:val="0"/>
+          <w:i w:val="0"/>
           <w:sz w:val="28"/>
         </w:rPr>
-        <w:t>1) изучить библиотеку Tkinter и принципы GUI-программирования на Python;</w:t>
+        <w:t>1) изучить библиотеку Tkinter и принципы GUI-программирования;</w:t>
       </w:r>
     </w:p>
     <w:p>
       <w:pPr>
-        <w:spacing w:after="60"/>
-        <w:ind w:left="709" w:hanging="283"/>
+        <w:spacing w:before="0" w:after="60"/>
+        <w:ind w:left="850"/>
         <w:jc w:val="both"/>
       </w:pPr>
       <w:r>
         <w:rPr>
+          <w:rFonts w:cs="Times New Roman"/>
           <w:rFonts w:ascii="Times New Roman" w:hAnsi="Times New Roman"/>
+          <w:b w:val="0"/>
+          <w:i w:val="0"/>
           <w:sz w:val="28"/>
         </w:rPr>
-        <w:t>2) разработать архитектуру приложения на основе объектно-ориентированного подхода;</w:t>
+        <w:t>2) разработать архитектуру приложения с ООП-подходом (класс TextEditor);</w:t>
       </w:r>
     </w:p>
     <w:p>
       <w:pPr>
-        <w:spacing w:after="60"/>
-        <w:ind w:left="709" w:hanging="283"/>
+        <w:spacing w:before="0" w:after="60"/>
+        <w:ind w:left="850"/>
         <w:jc w:val="both"/>
       </w:pPr>
       <w:r>
         <w:rPr>
+          <w:rFonts w:cs="Times New Roman"/>
           <w:rFonts w:ascii="Times New Roman" w:hAnsi="Times New Roman"/>
+          <w:b w:val="0"/>
+          <w:i w:val="0"/>
           <w:sz w:val="28"/>
         </w:rPr>
-        <w:t>3) реализовать полнофункциональный текстовый редактор с набором необходимых функций;</w:t>
+        <w:t>3) реализовать функции открытия/сохранения файлов, редактирования, поиска и смены темы;</w:t>
       </w:r>
     </w:p>
     <w:p>
       <w:pPr>
-        <w:spacing w:after="60"/>
-        <w:ind w:left="709" w:hanging="283"/>
+        <w:spacing w:before="0" w:after="60"/>
+        <w:ind w:left="850"/>
         <w:jc w:val="both"/>
       </w:pPr>
       <w:r>
         <w:rPr>
+          <w:rFonts w:cs="Times New Roman"/>
           <w:rFonts w:ascii="Times New Roman" w:hAnsi="Times New Roman"/>
+          <w:b w:val="0"/>
+          <w:i w:val="0"/>
           <w:sz w:val="28"/>
         </w:rPr>
-        <w:t>4) создать статический веб-сайт для презентации проекта на HTML и CSS;</w:t>
+        <w:t>4) создать статический веб-сайт из 5 страниц на HTML и CSS;</w:t>
       </w:r>
     </w:p>
     <w:p>
       <w:pPr>
-        <w:spacing w:after="60"/>
-        <w:ind w:left="709" w:hanging="283"/>
+        <w:spacing w:before="0" w:after="60"/>
+        <w:ind w:left="850"/>
         <w:jc w:val="both"/>
       </w:pPr>
       <w:r>
         <w:rPr>
+          <w:rFonts w:cs="Times New Roman"/>
           <w:rFonts w:ascii="Times New Roman" w:hAnsi="Times New Roman"/>
+          <w:b w:val="0"/>
+          <w:i w:val="0"/>
           <w:sz w:val="28"/>
         </w:rPr>
         <w:t>5) принять участие в образовательном мероприятии Startup HUB (МФТИ).</w:t>
@@ -550,13 +958,15 @@
     </w:p>
     <w:p>
       <w:pPr>
-        <w:spacing w:before="240" w:after="120"/>
-        <w:jc w:val="left"/>
+        <w:spacing w:before="240" w:after="160"/>
+        <w:jc w:val="center"/>
       </w:pPr>
       <w:r>
         <w:rPr>
+          <w:rFonts w:cs="Times New Roman"/>
           <w:rFonts w:ascii="Times New Roman" w:hAnsi="Times New Roman"/>
           <w:b/>
+          <w:i w:val="0"/>
           <w:sz w:val="32"/>
         </w:rPr>
         <w:t>1. ОБЩАЯ ИНФОРМАЦИЯ О ПРОЕКТЕ</w:t>
@@ -564,13 +974,15 @@
     </w:p>
     <w:p>
       <w:pPr>
-        <w:spacing w:before="240" w:after="120"/>
+        <w:spacing w:before="200" w:after="120"/>
         <w:jc w:val="left"/>
       </w:pPr>
       <w:r>
         <w:rPr>
+          <w:rFonts w:cs="Times New Roman"/>
           <w:rFonts w:ascii="Times New Roman" w:hAnsi="Times New Roman"/>
           <w:b/>
+          <w:i w:val="0"/>
           <w:sz w:val="28"/>
         </w:rPr>
         <w:t>1.1 Название проекта</w:t>
@@ -578,13 +990,16 @@
     </w:p>
     <w:p>
       <w:pPr>
-        <w:spacing w:after="120"/>
+        <w:spacing w:before="0" w:after="120"/>
         <w:ind w:firstLine="709"/>
         <w:jc w:val="both"/>
       </w:pPr>
       <w:r>
         <w:rPr>
+          <w:rFonts w:cs="Times New Roman"/>
           <w:rFonts w:ascii="Times New Roman" w:hAnsi="Times New Roman"/>
+          <w:b w:val="0"/>
+          <w:i w:val="0"/>
           <w:sz w:val="28"/>
         </w:rPr>
         <w:t>Python: Create a Simple Python Text Editor.</w:t>
@@ -592,13 +1007,15 @@
     </w:p>
     <w:p>
       <w:pPr>
-        <w:spacing w:before="240" w:after="120"/>
+        <w:spacing w:before="200" w:after="120"/>
         <w:jc w:val="left"/>
       </w:pPr>
       <w:r>
         <w:rPr>
+          <w:rFonts w:cs="Times New Roman"/>
           <w:rFonts w:ascii="Times New Roman" w:hAnsi="Times New Roman"/>
           <w:b/>
+          <w:i w:val="0"/>
           <w:sz w:val="28"/>
         </w:rPr>
         <w:t>1.2 Цели и задачи проекта</w:t>
@@ -606,27 +1023,33 @@
     </w:p>
     <w:p>
       <w:pPr>
-        <w:spacing w:after="120"/>
+        <w:spacing w:before="0" w:after="120"/>
         <w:ind w:firstLine="709"/>
         <w:jc w:val="both"/>
       </w:pPr>
       <w:r>
         <w:rPr>
+          <w:rFonts w:cs="Times New Roman"/>
           <w:rFonts w:ascii="Times New Roman" w:hAnsi="Times New Roman"/>
+          <w:b w:val="0"/>
+          <w:i w:val="0"/>
           <w:sz w:val="28"/>
         </w:rPr>
-        <w:t>Цель проекта — разработка полнофункционального настольного текстового редактора на языке Python с использованием стандартной библиотеки Tkinter, демонстрирующего принципы GUI-программирования и объектно-ориентированного проектирования.</w:t>
+        <w:t>Цель проекта — разработка полнофункционального настольного текстового редактора на языке Python, демонстрирующего принципы GUI-программирования и объектно-ориентированного проектирования.</w:t>
       </w:r>
     </w:p>
     <w:p>
       <w:pPr>
-        <w:spacing w:after="120"/>
+        <w:spacing w:before="0" w:after="120"/>
         <w:ind w:firstLine="709"/>
         <w:jc w:val="both"/>
       </w:pPr>
       <w:r>
         <w:rPr>
+          <w:rFonts w:cs="Times New Roman"/>
           <w:rFonts w:ascii="Times New Roman" w:hAnsi="Times New Roman"/>
+          <w:b w:val="0"/>
+          <w:i w:val="0"/>
           <w:sz w:val="28"/>
         </w:rPr>
         <w:t>Задачи проекта:</w:t>
@@ -636,39 +1059,48 @@
       <w:pPr>
         <w:pStyle w:val="ListBullet"/>
         <w:spacing w:after="60"/>
-        <w:ind w:left="709"/>
+        <w:ind w:left="850"/>
       </w:pPr>
       <w:r>
         <w:rPr>
+          <w:rFonts w:cs="Times New Roman"/>
           <w:rFonts w:ascii="Times New Roman" w:hAnsi="Times New Roman"/>
+          <w:b w:val="0"/>
+          <w:i w:val="0"/>
           <w:sz w:val="28"/>
         </w:rPr>
-        <w:t>исследовать возможности библиотеки Tkinter для создания графического интерфейса;</w:t>
+        <w:t>исследовать возможности библиотеки Tkinter;</w:t>
       </w:r>
     </w:p>
     <w:p>
       <w:pPr>
         <w:pStyle w:val="ListBullet"/>
         <w:spacing w:after="60"/>
-        <w:ind w:left="709"/>
+        <w:ind w:left="850"/>
       </w:pPr>
       <w:r>
         <w:rPr>
+          <w:rFonts w:cs="Times New Roman"/>
           <w:rFonts w:ascii="Times New Roman" w:hAnsi="Times New Roman"/>
+          <w:b w:val="0"/>
+          <w:i w:val="0"/>
           <w:sz w:val="28"/>
         </w:rPr>
-        <w:t>спроектировать классовую архитектуру текстового редактора;</w:t>
+        <w:t>спроектировать классовую архитектуру редактора;</w:t>
       </w:r>
     </w:p>
     <w:p>
       <w:pPr>
         <w:pStyle w:val="ListBullet"/>
         <w:spacing w:after="60"/>
-        <w:ind w:left="709"/>
+        <w:ind w:left="850"/>
       </w:pPr>
       <w:r>
         <w:rPr>
+          <w:rFonts w:cs="Times New Roman"/>
           <w:rFonts w:ascii="Times New Roman" w:hAnsi="Times New Roman"/>
+          <w:b w:val="0"/>
+          <w:i w:val="0"/>
           <w:sz w:val="28"/>
         </w:rPr>
         <w:t>реализовать операции с файлами (создание, открытие, сохранение);</w:t>
@@ -678,123 +1110,97 @@
       <w:pPr>
         <w:pStyle w:val="ListBullet"/>
         <w:spacing w:after="60"/>
-        <w:ind w:left="709"/>
+        <w:ind w:left="850"/>
       </w:pPr>
       <w:r>
         <w:rPr>
+          <w:rFonts w:cs="Times New Roman"/>
           <w:rFonts w:ascii="Times New Roman" w:hAnsi="Times New Roman"/>
+          <w:b w:val="0"/>
+          <w:i w:val="0"/>
           <w:sz w:val="28"/>
         </w:rPr>
-        <w:t>реализовать операции редактирования (вырезать, копировать, вставить, отмена/повтор);</w:t>
+        <w:t>реализовать операции редактирования (cut/copy/paste, undo/redo);</w:t>
       </w:r>
     </w:p>
     <w:p>
       <w:pPr>
         <w:pStyle w:val="ListBullet"/>
         <w:spacing w:after="60"/>
-        <w:ind w:left="709"/>
+        <w:ind w:left="850"/>
       </w:pPr>
       <w:r>
         <w:rPr>
+          <w:rFonts w:cs="Times New Roman"/>
           <w:rFonts w:ascii="Times New Roman" w:hAnsi="Times New Roman"/>
+          <w:b w:val="0"/>
+          <w:i w:val="0"/>
           <w:sz w:val="28"/>
         </w:rPr>
-        <w:t>добавить функцию поиска текста с подсветкой результатов;</w:t>
+        <w:t>добавить функцию поиска с подсветкой и переключение тём;</w:t>
       </w:r>
     </w:p>
     <w:p>
       <w:pPr>
         <w:pStyle w:val="ListBullet"/>
         <w:spacing w:after="60"/>
-        <w:ind w:left="709"/>
+        <w:ind w:left="850"/>
       </w:pPr>
       <w:r>
         <w:rPr>
+          <w:rFonts w:cs="Times New Roman"/>
           <w:rFonts w:ascii="Times New Roman" w:hAnsi="Times New Roman"/>
+          <w:b w:val="0"/>
+          <w:i w:val="0"/>
           <w:sz w:val="28"/>
         </w:rPr>
-        <w:t>реализовать переключение тёмной и светлой темы оформления;</w:t>
+        <w:t>написать документацию и разместить код на GitHub.</w:t>
       </w:r>
     </w:p>
     <w:p>
       <w:pPr>
-        <w:pStyle w:val="ListBullet"/>
-        <w:spacing w:after="60"/>
-        <w:ind w:left="709"/>
+        <w:spacing w:before="200" w:after="120"/>
+        <w:jc w:val="left"/>
       </w:pPr>
       <w:r>
         <w:rPr>
+          <w:rFonts w:cs="Times New Roman"/>
           <w:rFonts w:ascii="Times New Roman" w:hAnsi="Times New Roman"/>
+          <w:b/>
+          <w:i w:val="0"/>
           <w:sz w:val="28"/>
         </w:rPr>
-        <w:t>разработать строку состояния с отображением статистики документа;</w:t>
+        <w:t>1.3 Общая характеристика деятельности организации</w:t>
       </w:r>
     </w:p>
     <w:p>
       <w:pPr>
-        <w:pStyle w:val="ListBullet"/>
-        <w:spacing w:after="60"/>
-        <w:ind w:left="709"/>
+        <w:spacing w:before="0" w:after="120"/>
+        <w:ind w:firstLine="709"/>
+        <w:jc w:val="both"/>
       </w:pPr>
       <w:r>
         <w:rPr>
+          <w:rFonts w:cs="Times New Roman"/>
           <w:rFonts w:ascii="Times New Roman" w:hAnsi="Times New Roman"/>
+          <w:b w:val="0"/>
+          <w:i w:val="0"/>
           <w:sz w:val="28"/>
         </w:rPr>
-        <w:t>написать документацию и разместить код в репозитории GitHub.</w:t>
+        <w:t>Московский Политехнический Университет — федеральное государственное автономное образовательное учреждение высшего образования, один из ведущих технических университетов России. Кафедра «Информатика и информационные технологии» ведёт подготовку студентов по направлению 09.03.02 «Информационные системы и технологии» со специализацией «Автоматизированные системы обработки информации и управления».</w:t>
       </w:r>
     </w:p>
     <w:p>
       <w:pPr>
-        <w:spacing w:before="240" w:after="120"/>
+        <w:spacing w:before="200" w:after="120"/>
         <w:jc w:val="left"/>
       </w:pPr>
       <w:r>
         <w:rPr>
+          <w:rFonts w:cs="Times New Roman"/>
           <w:rFonts w:ascii="Times New Roman" w:hAnsi="Times New Roman"/>
           <w:b/>
-          <w:sz w:val="28"/>
-        </w:rPr>
-        <w:t>1.3 Общая характеристика организации (заказчика)</w:t>
-      </w:r>
-    </w:p>
-    <w:p>
-      <w:pPr>
-        <w:spacing w:after="120"/>
-        <w:ind w:firstLine="709"/>
-        <w:jc w:val="both"/>
-      </w:pPr>
-      <w:r>
-        <w:rPr>
-          <w:rFonts w:ascii="Times New Roman" w:hAnsi="Times New Roman"/>
-          <w:sz w:val="28"/>
-        </w:rPr>
-        <w:t>Московский Политехнический Университет — федеральное государственное автономное образовательное учреждение высшего образования, один из ведущих технических университетов России. Университет осуществляет подготовку специалистов в области информационных технологий, машиностроения, дизайна и ряда других направлений.</w:t>
-      </w:r>
-    </w:p>
-    <w:p>
-      <w:pPr>
-        <w:spacing w:after="120"/>
-        <w:ind w:firstLine="709"/>
-        <w:jc w:val="both"/>
-      </w:pPr>
-      <w:r>
-        <w:rPr>
-          <w:rFonts w:ascii="Times New Roman" w:hAnsi="Times New Roman"/>
-          <w:sz w:val="28"/>
-        </w:rPr>
-        <w:t>Кафедра «Информатика и информационные технологии» входит в состав Факультета информационных технологий и ведёт подготовку студентов по направлению 09.03.02 «Информационные системы и технологии». Кафедра обеспечивает учебный процесс по дисциплинам, связанным с программированием, базами данных, сетевыми технологиями и разработкой автоматизированных систем.</w:t>
-      </w:r>
-    </w:p>
-    <w:p>
-      <w:pPr>
-        <w:spacing w:before="240" w:after="120"/>
-        <w:jc w:val="left"/>
-      </w:pPr>
-      <w:r>
-        <w:rPr>
-          <w:rFonts w:ascii="Times New Roman" w:hAnsi="Times New Roman"/>
-          <w:b/>
+          <w:i w:val="0"/>
           <w:sz w:val="28"/>
         </w:rPr>
         <w:t>1.4 Наименование заказчика</w:t>
@@ -802,13 +1208,16 @@
     </w:p>
     <w:p>
       <w:pPr>
-        <w:spacing w:after="120"/>
+        <w:spacing w:before="0" w:after="120"/>
         <w:ind w:firstLine="709"/>
         <w:jc w:val="both"/>
       </w:pPr>
       <w:r>
         <w:rPr>
+          <w:rFonts w:cs="Times New Roman"/>
           <w:rFonts w:ascii="Times New Roman" w:hAnsi="Times New Roman"/>
+          <w:b w:val="0"/>
+          <w:i w:val="0"/>
           <w:sz w:val="28"/>
         </w:rPr>
         <w:t>Кафедра «Информатика и информационные технологии», Московский Политехнический Университет.</w:t>
@@ -816,13 +1225,15 @@
     </w:p>
     <w:p>
       <w:pPr>
-        <w:spacing w:before="240" w:after="120"/>
+        <w:spacing w:before="200" w:after="120"/>
         <w:jc w:val="left"/>
       </w:pPr>
       <w:r>
         <w:rPr>
+          <w:rFonts w:cs="Times New Roman"/>
           <w:rFonts w:ascii="Times New Roman" w:hAnsi="Times New Roman"/>
           <w:b/>
+          <w:i w:val="0"/>
           <w:sz w:val="28"/>
         </w:rPr>
         <w:t>1.5 Организационная структура</w:t>
@@ -830,27 +1241,32 @@
     </w:p>
     <w:p>
       <w:pPr>
-        <w:spacing w:after="120"/>
+        <w:spacing w:before="0" w:after="120"/>
         <w:ind w:firstLine="709"/>
         <w:jc w:val="both"/>
       </w:pPr>
       <w:r>
         <w:rPr>
+          <w:rFonts w:cs="Times New Roman"/>
           <w:rFonts w:ascii="Times New Roman" w:hAnsi="Times New Roman"/>
+          <w:b w:val="0"/>
+          <w:i w:val="0"/>
           <w:sz w:val="28"/>
         </w:rPr>
-        <w:t>Кафедра «Информатика и информационные технологии» входит в состав Факультета информационных технологий Московского Политехнического Университета. Факультет обеспечивает подготовку бакалавров, специалистов и магистров по широкому спектру IT-направлений.</w:t>
+        <w:t>Кафедра входит в состав Факультета информационных технологий. Руководитель практики от кафедры — Дагаев Александр Евгеньевич. Руководитель проекта — Родин Юрий Леонидович.</w:t>
       </w:r>
     </w:p>
     <w:p>
       <w:pPr>
-        <w:spacing w:before="240" w:after="120"/>
+        <w:spacing w:before="200" w:after="120"/>
         <w:jc w:val="left"/>
       </w:pPr>
       <w:r>
         <w:rPr>
+          <w:rFonts w:cs="Times New Roman"/>
           <w:rFonts w:ascii="Times New Roman" w:hAnsi="Times New Roman"/>
           <w:b/>
+          <w:i w:val="0"/>
           <w:sz w:val="28"/>
         </w:rPr>
         <w:t>1.6 Описание деятельности</w:t>
@@ -858,16 +1274,19 @@
     </w:p>
     <w:p>
       <w:pPr>
-        <w:spacing w:after="120"/>
+        <w:spacing w:before="0" w:after="120"/>
         <w:ind w:firstLine="709"/>
         <w:jc w:val="both"/>
       </w:pPr>
       <w:r>
         <w:rPr>
+          <w:rFonts w:cs="Times New Roman"/>
           <w:rFonts w:ascii="Times New Roman" w:hAnsi="Times New Roman"/>
+          <w:b w:val="0"/>
+          <w:i w:val="0"/>
           <w:sz w:val="28"/>
         </w:rPr>
-        <w:t>Основная деятельность кафедры — подготовка квалифицированных специалистов по направлению 09.03.02 «Информационные системы и технологии» со специализацией «Автоматизированные системы обработки информации и управления». В рамках практики студенты выполняют самостоятельные проекты, демонстрирующие полученные знания и навыки в области разработки программного обеспечения.</w:t>
+        <w:t>Основная деятельность кафедры — подготовка квалифицированных специалистов в области информационных систем и технологий. В рамках проектной практики студенты выполняют самостоятельные программные проекты, подтверждающие полученные профессиональные компетенции.</w:t>
       </w:r>
     </w:p>
     <w:p>
@@ -877,13 +1296,15 @@
     </w:p>
     <w:p>
       <w:pPr>
-        <w:spacing w:before="240" w:after="120"/>
-        <w:jc w:val="left"/>
+        <w:spacing w:before="240" w:after="160"/>
+        <w:jc w:val="center"/>
       </w:pPr>
       <w:r>
         <w:rPr>
+          <w:rFonts w:cs="Times New Roman"/>
           <w:rFonts w:ascii="Times New Roman" w:hAnsi="Times New Roman"/>
           <w:b/>
+          <w:i w:val="0"/>
           <w:sz w:val="32"/>
         </w:rPr>
         <w:t>2. ОПИСАНИЕ ЗАДАНИЯ ПО ПРОЕКТНОЙ ПРАКТИКЕ</w:t>
@@ -891,153 +1312,184 @@
     </w:p>
     <w:p>
       <w:pPr>
-        <w:spacing w:after="120"/>
+        <w:spacing w:before="0" w:after="120"/>
         <w:ind w:firstLine="709"/>
         <w:jc w:val="both"/>
       </w:pPr>
       <w:r>
         <w:rPr>
+          <w:rFonts w:cs="Times New Roman"/>
           <w:rFonts w:ascii="Times New Roman" w:hAnsi="Times New Roman"/>
+          <w:b w:val="0"/>
+          <w:i w:val="0"/>
           <w:sz w:val="28"/>
         </w:rPr>
-        <w:t>Задание по проектной практике включает обязательную и вариативную части. Обязательная часть предусматривает настройку Git-репозитория, написание документации в формате Markdown, создание статического веб-сайта и участие в образовательном мероприятии. Вариативная часть предполагает самостоятельную реализацию программного проекта по выбранной теме.</w:t>
+        <w:t>Задание включает обязательную и вариативную части. Суммарный объём — 72 академических часа. Обязательная часть предусматривает: настройку Git-репозитория, написание документации в формате Markdown, создание статического сайта (только HTML и CSS), участие в образовательном мероприятии.</w:t>
       </w:r>
     </w:p>
     <w:p>
       <w:pPr>
-        <w:spacing w:before="240" w:after="120"/>
+        <w:spacing w:before="200" w:after="120"/>
         <w:jc w:val="left"/>
       </w:pPr>
       <w:r>
         <w:rPr>
+          <w:rFonts w:cs="Times New Roman"/>
           <w:rFonts w:ascii="Times New Roman" w:hAnsi="Times New Roman"/>
           <w:b/>
+          <w:i w:val="0"/>
           <w:sz w:val="28"/>
         </w:rPr>
-        <w:t>2.1 Вариативная часть: текстовый редактор</w:t>
+        <w:t>2.1 Вариативная часть — текстовый редактор</w:t>
       </w:r>
     </w:p>
     <w:p>
       <w:pPr>
-        <w:spacing w:after="120"/>
+        <w:spacing w:before="0" w:after="120"/>
         <w:ind w:firstLine="709"/>
         <w:jc w:val="both"/>
       </w:pPr>
       <w:r>
         <w:rPr>
+          <w:rFonts w:cs="Times New Roman"/>
           <w:rFonts w:ascii="Times New Roman" w:hAnsi="Times New Roman"/>
+          <w:b w:val="0"/>
+          <w:i w:val="0"/>
           <w:sz w:val="28"/>
         </w:rPr>
-        <w:t>Для вариативной части выбрана тема «Python: Create a Simple Python Text Editor» из коллекции Build Your Own X (github.com/codecrafters-io/build-your-own-x). Данная коллекция содержит обучающие проекты по самостоятельной реализации различных программных систем.</w:t>
+        <w:t>Тема «Python: Create a Simple Python Text Editor» выбрана из коллекции Build Your Own X (github.com/codecrafters-io/build-your-own-x). Задание предполагает самостоятельную реализацию настольного текстового редактора с нуля.</w:t>
       </w:r>
     </w:p>
     <w:p>
       <w:pPr>
-        <w:spacing w:after="120"/>
+        <w:spacing w:before="0" w:after="120"/>
         <w:ind w:firstLine="709"/>
         <w:jc w:val="both"/>
       </w:pPr>
       <w:r>
         <w:rPr>
+          <w:rFonts w:cs="Times New Roman"/>
           <w:rFonts w:ascii="Times New Roman" w:hAnsi="Times New Roman"/>
+          <w:b w:val="0"/>
+          <w:i w:val="0"/>
           <w:sz w:val="28"/>
         </w:rPr>
-        <w:t>Требования к текстовому редактору:</w:t>
+        <w:t>Требования к редактору:</w:t>
       </w:r>
     </w:p>
     <w:p>
       <w:pPr>
         <w:pStyle w:val="ListBullet"/>
         <w:spacing w:after="60"/>
-        <w:ind w:left="709"/>
+        <w:ind w:left="850"/>
       </w:pPr>
       <w:r>
         <w:rPr>
+          <w:rFonts w:cs="Times New Roman"/>
           <w:rFonts w:ascii="Times New Roman" w:hAnsi="Times New Roman"/>
+          <w:b w:val="0"/>
+          <w:i w:val="0"/>
           <w:sz w:val="28"/>
         </w:rPr>
-        <w:t>работа с файлами: создание нового, открытие существующего, сохранение, «сохранить как»;</w:t>
+        <w:t>операции с файлами: новый, открыть, сохранить, сохранить как;</w:t>
       </w:r>
     </w:p>
     <w:p>
       <w:pPr>
         <w:pStyle w:val="ListBullet"/>
         <w:spacing w:after="60"/>
-        <w:ind w:left="709"/>
+        <w:ind w:left="850"/>
       </w:pPr>
       <w:r>
         <w:rPr>
+          <w:rFonts w:cs="Times New Roman"/>
           <w:rFonts w:ascii="Times New Roman" w:hAnsi="Times New Roman"/>
+          <w:b w:val="0"/>
+          <w:i w:val="0"/>
           <w:sz w:val="28"/>
         </w:rPr>
-        <w:t>операции редактирования: вырезать, копировать, вставить, отменить/повторить;</w:t>
+        <w:t>операции редактирования: вырезать, копировать, вставить, отменить, повторить;</w:t>
       </w:r>
     </w:p>
     <w:p>
       <w:pPr>
         <w:pStyle w:val="ListBullet"/>
         <w:spacing w:after="60"/>
-        <w:ind w:left="709"/>
+        <w:ind w:left="850"/>
       </w:pPr>
       <w:r>
         <w:rPr>
+          <w:rFonts w:cs="Times New Roman"/>
           <w:rFonts w:ascii="Times New Roman" w:hAnsi="Times New Roman"/>
+          <w:b w:val="0"/>
+          <w:i w:val="0"/>
           <w:sz w:val="28"/>
         </w:rPr>
-        <w:t>поиск по тексту с подсветкой найденных вхождений;</w:t>
+        <w:t>поиск по тексту с подсветкой результатов;</w:t>
       </w:r>
     </w:p>
     <w:p>
       <w:pPr>
         <w:pStyle w:val="ListBullet"/>
         <w:spacing w:after="60"/>
-        <w:ind w:left="709"/>
+        <w:ind w:left="850"/>
       </w:pPr>
       <w:r>
         <w:rPr>
+          <w:rFonts w:cs="Times New Roman"/>
           <w:rFonts w:ascii="Times New Roman" w:hAnsi="Times New Roman"/>
+          <w:b w:val="0"/>
+          <w:i w:val="0"/>
           <w:sz w:val="28"/>
         </w:rPr>
-        <w:t>переключение тёмной и светлой темы оформления;</w:t>
+        <w:t>переключение тёмной и светлой темы;</w:t>
       </w:r>
     </w:p>
     <w:p>
       <w:pPr>
         <w:pStyle w:val="ListBullet"/>
         <w:spacing w:after="60"/>
-        <w:ind w:left="709"/>
+        <w:ind w:left="850"/>
       </w:pPr>
       <w:r>
         <w:rPr>
+          <w:rFonts w:cs="Times New Roman"/>
           <w:rFonts w:ascii="Times New Roman" w:hAnsi="Times New Roman"/>
+          <w:b w:val="0"/>
+          <w:i w:val="0"/>
           <w:sz w:val="28"/>
         </w:rPr>
-        <w:t>строка состояния с числом строк, слов и символов;</w:t>
+        <w:t>строка состояния (строки, слова, символы);</w:t>
       </w:r>
     </w:p>
     <w:p>
       <w:pPr>
         <w:pStyle w:val="ListBullet"/>
         <w:spacing w:after="60"/>
-        <w:ind w:left="709"/>
+        <w:ind w:left="850"/>
       </w:pPr>
       <w:r>
         <w:rPr>
+          <w:rFonts w:cs="Times New Roman"/>
           <w:rFonts w:ascii="Times New Roman" w:hAnsi="Times New Roman"/>
+          <w:b w:val="0"/>
+          <w:i w:val="0"/>
           <w:sz w:val="28"/>
         </w:rPr>
-        <w:t>полный набор горячих клавиш (Ctrl+N, Ctrl+O, Ctrl+S, Ctrl+F и др.).</w:t>
+        <w:t>полный набор горячих клавиш.</w:t>
       </w:r>
     </w:p>
     <w:p>
       <w:pPr>
-        <w:spacing w:before="240" w:after="120"/>
+        <w:spacing w:before="200" w:after="120"/>
         <w:jc w:val="left"/>
       </w:pPr>
       <w:r>
         <w:rPr>
+          <w:rFonts w:cs="Times New Roman"/>
           <w:rFonts w:ascii="Times New Roman" w:hAnsi="Times New Roman"/>
           <w:b/>
+          <w:i w:val="0"/>
           <w:sz w:val="28"/>
         </w:rPr>
         <w:t>2.2 Статический сайт</w:t>
@@ -1045,27 +1497,32 @@
     </w:p>
     <w:p>
       <w:pPr>
-        <w:spacing w:after="120"/>
+        <w:spacing w:before="0" w:after="120"/>
         <w:ind w:firstLine="709"/>
         <w:jc w:val="both"/>
       </w:pPr>
       <w:r>
         <w:rPr>
+          <w:rFonts w:cs="Times New Roman"/>
           <w:rFonts w:ascii="Times New Roman" w:hAnsi="Times New Roman"/>
+          <w:b w:val="0"/>
+          <w:i w:val="0"/>
           <w:sz w:val="28"/>
         </w:rPr>
-        <w:t>Задание предусматривает создание многостраничного статического сайта исключительно на HTML и CSS без использования фреймворков. Сайт должен включать страницы: главную, по теме практики, описание проекта, мероприятия и контакты.</w:t>
+        <w:t>Создание многостраничного сайта исключительно на HTML и CSS (без фреймворков). Обязательные страницы: главная, тема, проект, мероприятия, контакты. Сайт должен содержать ссылки на внешние ресурсы.</w:t>
       </w:r>
     </w:p>
     <w:p>
       <w:pPr>
-        <w:spacing w:before="240" w:after="120"/>
+        <w:spacing w:before="200" w:after="120"/>
         <w:jc w:val="left"/>
       </w:pPr>
       <w:r>
         <w:rPr>
+          <w:rFonts w:cs="Times New Roman"/>
           <w:rFonts w:ascii="Times New Roman" w:hAnsi="Times New Roman"/>
           <w:b/>
+          <w:i w:val="0"/>
           <w:sz w:val="28"/>
         </w:rPr>
         <w:t>2.3 Участие в мероприятии</w:t>
@@ -1073,27 +1530,32 @@
     </w:p>
     <w:p>
       <w:pPr>
-        <w:spacing w:after="120"/>
+        <w:spacing w:before="0" w:after="120"/>
         <w:ind w:firstLine="709"/>
         <w:jc w:val="both"/>
       </w:pPr>
       <w:r>
         <w:rPr>
+          <w:rFonts w:cs="Times New Roman"/>
           <w:rFonts w:ascii="Times New Roman" w:hAnsi="Times New Roman"/>
+          <w:b w:val="0"/>
+          <w:i w:val="0"/>
           <w:sz w:val="28"/>
         </w:rPr>
-        <w:t>Обязательным элементом практики является участие в образовательном или предпринимательском мероприятии (хакатон, лекция, воркшоп и т.п.) с подготовкой отчёта и фотоматериалов.</w:t>
+        <w:t>Участие в образовательном или предпринимательском мероприятии (хакатон, лекция, воркшоп) с оформлением отчёта и фотоматериалов.</w:t>
       </w:r>
     </w:p>
     <w:p>
       <w:pPr>
-        <w:spacing w:before="240" w:after="120"/>
+        <w:spacing w:before="200" w:after="120"/>
         <w:jc w:val="left"/>
       </w:pPr>
       <w:r>
         <w:rPr>
+          <w:rFonts w:cs="Times New Roman"/>
           <w:rFonts w:ascii="Times New Roman" w:hAnsi="Times New Roman"/>
           <w:b/>
+          <w:i w:val="0"/>
           <w:sz w:val="28"/>
         </w:rPr>
         <w:t>2.4 Git-репозиторий</w:t>
@@ -1101,16 +1563,19 @@
     </w:p>
     <w:p>
       <w:pPr>
-        <w:spacing w:after="120"/>
+        <w:spacing w:before="0" w:after="120"/>
         <w:ind w:firstLine="709"/>
         <w:jc w:val="both"/>
       </w:pPr>
       <w:r>
         <w:rPr>
+          <w:rFonts w:cs="Times New Roman"/>
           <w:rFonts w:ascii="Times New Roman" w:hAnsi="Times New Roman"/>
+          <w:b w:val="0"/>
+          <w:i w:val="0"/>
           <w:sz w:val="28"/>
         </w:rPr>
-        <w:t>Весь код, документация и отчёт размещаются в репозитории на платформе GitHub. Структура репозитория соответствует требованиям задания: папки docs/, reports/, site/, src/. Выполнен форк базового репозитория mospol/practice-2025-1.</w:t>
+        <w:t>Форк репозитория mospol/practice-2025-1 на GitHub с соблюдением структуры: docs/, reports/, site/, src/. Регулярные коммиты с содержательными сообщениями.</w:t>
       </w:r>
     </w:p>
     <w:p>
@@ -1120,13 +1585,15 @@
     </w:p>
     <w:p>
       <w:pPr>
-        <w:spacing w:before="240" w:after="120"/>
-        <w:jc w:val="left"/>
+        <w:spacing w:before="240" w:after="160"/>
+        <w:jc w:val="center"/>
       </w:pPr>
       <w:r>
         <w:rPr>
+          <w:rFonts w:cs="Times New Roman"/>
           <w:rFonts w:ascii="Times New Roman" w:hAnsi="Times New Roman"/>
           <w:b/>
+          <w:i w:val="0"/>
           <w:sz w:val="32"/>
         </w:rPr>
         <w:t>3. ОПИСАНИЕ ДОСТИГНУТЫХ РЕЗУЛЬТАТОВ</w:t>
@@ -1134,13 +1601,15 @@
     </w:p>
     <w:p>
       <w:pPr>
-        <w:spacing w:before="240" w:after="120"/>
+        <w:spacing w:before="200" w:after="120"/>
         <w:jc w:val="left"/>
       </w:pPr>
       <w:r>
         <w:rPr>
+          <w:rFonts w:cs="Times New Roman"/>
           <w:rFonts w:ascii="Times New Roman" w:hAnsi="Times New Roman"/>
           <w:b/>
+          <w:i w:val="0"/>
           <w:sz w:val="28"/>
         </w:rPr>
         <w:t>3.1 Разработка текстового редактора</w:t>
@@ -1148,99 +1617,69 @@
     </w:p>
     <w:p>
       <w:pPr>
-        <w:spacing w:after="120"/>
+        <w:spacing w:before="0" w:after="120"/>
         <w:ind w:firstLine="709"/>
         <w:jc w:val="both"/>
       </w:pPr>
       <w:r>
         <w:rPr>
+          <w:rFonts w:cs="Times New Roman"/>
           <w:rFonts w:ascii="Times New Roman" w:hAnsi="Times New Roman"/>
+          <w:b w:val="0"/>
+          <w:i w:val="0"/>
           <w:sz w:val="28"/>
         </w:rPr>
-        <w:t>В ходе вариативной части задания разработан полнофункциональный настольный текстовый редактор на Python. Приложение построено на основе объектно-ориентированного подхода: основной класс TextEditor наследует от tk.Tk и инкапсулирует весь интерфейс и логику.</w:t>
+        <w:t>Разработан полнофункциональный настольный текстовый редактор на Python. Приложение построено на принципах ООП: класс TextEditor наследует tk.Tk и инкапсулирует весь интерфейс и логику. Исходный код размещён в двух модулях: editor.py и main.py.</w:t>
       </w:r>
     </w:p>
     <w:p>
       <w:pPr>
-        <w:spacing w:after="120"/>
+        <w:spacing w:before="0" w:after="120"/>
         <w:ind w:firstLine="709"/>
         <w:jc w:val="both"/>
       </w:pPr>
       <w:r>
         <w:rPr>
+          <w:rFonts w:cs="Times New Roman"/>
           <w:rFonts w:ascii="Times New Roman" w:hAnsi="Times New Roman"/>
+          <w:b w:val="0"/>
+          <w:i w:val="0"/>
           <w:sz w:val="28"/>
         </w:rPr>
-        <w:t>Проект состоит из двух Python-модулей:</w:t>
+        <w:t>Архитектура приложения построена на методе разделения ответственности: отдельные методы отвечают за построение интерфейса (_build_menu, _build_editor, _build_statusbar), файловые операции (new_file, open_file, save_file, save_as), редактирование (_undo, _redo, _cut, _copy, _paste) и поиск (find_text).</w:t>
       </w:r>
     </w:p>
     <w:p>
       <w:pPr>
-        <w:pStyle w:val="ListBullet"/>
-        <w:spacing w:after="60"/>
-        <w:ind w:left="709"/>
+        <w:spacing w:before="0" w:after="120"/>
+        <w:ind w:firstLine="709"/>
+        <w:jc w:val="both"/>
       </w:pPr>
       <w:r>
         <w:rPr>
+          <w:rFonts w:cs="Times New Roman"/>
           <w:rFonts w:ascii="Times New Roman" w:hAnsi="Times New Roman"/>
+          <w:b w:val="0"/>
+          <w:i w:val="0"/>
           <w:sz w:val="28"/>
         </w:rPr>
-        <w:t>editor.py — содержит класс TextEditor со всей логикой редактора;</w:t>
+        <w:t>Реализованные функции редактора (Таблица 1):</w:t>
       </w:r>
     </w:p>
     <w:p>
       <w:pPr>
-        <w:pStyle w:val="ListBullet"/>
-        <w:spacing w:after="60"/>
-        <w:ind w:left="709"/>
+        <w:spacing w:before="0" w:after="80"/>
+        <w:jc w:val="center"/>
       </w:pPr>
       <w:r>
         <w:rPr>
+          <w:rFonts w:cs="Times New Roman"/>
           <w:rFonts w:ascii="Times New Roman" w:hAnsi="Times New Roman"/>
-          <w:sz w:val="28"/>
+          <w:b w:val="0"/>
+          <w:i/>
+          <w:sz w:val="22"/>
         </w:rPr>
-        <w:t>main.py — точка входа, создаёт экземпляр класса и запускает главный цикл.</w:t>
-      </w:r>
-    </w:p>
-    <w:p>
-      <w:pPr>
-        <w:spacing w:after="120"/>
-        <w:ind w:firstLine="709"/>
-        <w:jc w:val="both"/>
-      </w:pPr>
-      <w:r>
-        <w:rPr>
-          <w:rFonts w:ascii="Times New Roman" w:hAnsi="Times New Roman"/>
-          <w:sz w:val="28"/>
-        </w:rPr>
-        <w:t>Для запуска приложения требуется Python версии 3.10 и выше. Библиотека Tkinter входит в стандартную поставку Python и не требует дополнительной установки.</w:t>
-      </w:r>
-    </w:p>
-    <w:p>
-      <w:pPr>
-        <w:spacing w:after="120"/>
-        <w:ind w:firstLine="709"/>
-        <w:jc w:val="both"/>
-      </w:pPr>
-      <w:r>
-        <w:rPr>
-          <w:rFonts w:ascii="Times New Roman" w:hAnsi="Times New Roman"/>
-          <w:sz w:val="28"/>
-        </w:rPr>
-        <w:t>Реализованные функции редактора представлены в таблице 1.</w:t>
-      </w:r>
-    </w:p>
-    <w:p>
-      <w:pPr>
-        <w:jc w:val="center"/>
-      </w:pPr>
-      <w:r>
-        <w:rPr>
-          <w:rFonts w:ascii="Times New Roman" w:hAnsi="Times New Roman"/>
-          <w:i/>
-          <w:sz w:val="24"/>
-        </w:rPr>
-        <w:t>Таблица 1 — Функции текстового редактора</w:t>
+        <w:t>Таблица 1 — Функции Python Text Editor</w:t>
       </w:r>
     </w:p>
     <w:tbl>
@@ -1251,14 +1690,15 @@
         <w:tblLook w:firstColumn="1" w:firstRow="1" w:lastColumn="0" w:lastRow="0" w:noHBand="0" w:noVBand="1" w:val="04A0"/>
       </w:tblPr>
       <w:tblGrid>
-        <w:gridCol w:w="3230"/>
-        <w:gridCol w:w="3230"/>
-        <w:gridCol w:w="3230"/>
+        <w:gridCol w:w="3118"/>
+        <w:gridCol w:w="3118"/>
+        <w:gridCol w:w="3118"/>
       </w:tblGrid>
       <w:tr>
         <w:tc>
           <w:tcPr>
-            <w:tcW w:type="dxa" w:w="2835"/>
+            <w:tcW w:type="dxa" w:w="3118"/>
+            <w:shd w:val="clear" w:fill="1F618D" w:color="auto"/>
           </w:tcPr>
           <w:p>
             <w:pPr>
@@ -1266,8 +1706,11 @@
             </w:pPr>
             <w:r>
               <w:rPr>
+                <w:rFonts w:cs="Times New Roman"/>
                 <w:rFonts w:ascii="Times New Roman" w:hAnsi="Times New Roman"/>
                 <w:b/>
+                <w:i w:val="0"/>
+                <w:color w:val="FFFFFF"/>
                 <w:sz w:val="24"/>
               </w:rPr>
               <w:t>Функция</w:t>
@@ -1276,7 +1719,8 @@
         </w:tc>
         <w:tc>
           <w:tcPr>
-            <w:tcW w:type="dxa" w:w="3402"/>
+            <w:tcW w:type="dxa" w:w="3685"/>
+            <w:shd w:val="clear" w:fill="1F618D" w:color="auto"/>
           </w:tcPr>
           <w:p>
             <w:pPr>
@@ -1284,17 +1728,21 @@
             </w:pPr>
             <w:r>
               <w:rPr>
+                <w:rFonts w:cs="Times New Roman"/>
                 <w:rFonts w:ascii="Times New Roman" w:hAnsi="Times New Roman"/>
                 <w:b/>
+                <w:i w:val="0"/>
+                <w:color w:val="FFFFFF"/>
                 <w:sz w:val="24"/>
               </w:rPr>
-              <w:t>Реализация (модуль/метод)</w:t>
+              <w:t>Реализация</w:t>
             </w:r>
           </w:p>
         </w:tc>
         <w:tc>
           <w:tcPr>
-            <w:tcW w:type="dxa" w:w="1984"/>
+            <w:tcW w:type="dxa" w:w="1417"/>
+            <w:shd w:val="clear" w:fill="1F618D" w:color="auto"/>
           </w:tcPr>
           <w:p>
             <w:pPr>
@@ -1302,8 +1750,11 @@
             </w:pPr>
             <w:r>
               <w:rPr>
+                <w:rFonts w:cs="Times New Roman"/>
                 <w:rFonts w:ascii="Times New Roman" w:hAnsi="Times New Roman"/>
                 <w:b/>
+                <w:i w:val="0"/>
+                <w:color w:val="FFFFFF"/>
                 <w:sz w:val="24"/>
               </w:rPr>
               <w:t>Горячая клавиша</w:t>
@@ -1314,12 +1765,15 @@
       <w:tr>
         <w:tc>
           <w:tcPr>
-            <w:tcW w:type="dxa" w:w="2835"/>
+            <w:tcW w:type="dxa" w:w="3118"/>
           </w:tcPr>
           <w:p>
             <w:r>
               <w:rPr>
+                <w:rFonts w:cs="Times New Roman"/>
                 <w:rFonts w:ascii="Times New Roman" w:hAnsi="Times New Roman"/>
+                <w:b w:val="0"/>
+                <w:i w:val="0"/>
                 <w:sz w:val="22"/>
               </w:rPr>
               <w:t>Новый файл</w:t>
@@ -1328,12 +1782,15 @@
         </w:tc>
         <w:tc>
           <w:tcPr>
-            <w:tcW w:type="dxa" w:w="3402"/>
+            <w:tcW w:type="dxa" w:w="3685"/>
           </w:tcPr>
           <w:p>
             <w:r>
               <w:rPr>
+                <w:rFonts w:cs="Times New Roman"/>
                 <w:rFonts w:ascii="Times New Roman" w:hAnsi="Times New Roman"/>
+                <w:b w:val="0"/>
+                <w:i w:val="0"/>
                 <w:sz w:val="22"/>
               </w:rPr>
               <w:t>TextEditor.new_file()</w:t>
@@ -1342,12 +1799,15 @@
         </w:tc>
         <w:tc>
           <w:tcPr>
-            <w:tcW w:type="dxa" w:w="1984"/>
+            <w:tcW w:type="dxa" w:w="1417"/>
           </w:tcPr>
           <w:p>
             <w:r>
               <w:rPr>
+                <w:rFonts w:cs="Times New Roman"/>
                 <w:rFonts w:ascii="Times New Roman" w:hAnsi="Times New Roman"/>
+                <w:b w:val="0"/>
+                <w:i w:val="0"/>
                 <w:sz w:val="22"/>
               </w:rPr>
               <w:t>Ctrl+N</w:t>
@@ -1358,12 +1818,15 @@
       <w:tr>
         <w:tc>
           <w:tcPr>
-            <w:tcW w:type="dxa" w:w="2835"/>
+            <w:tcW w:type="dxa" w:w="3118"/>
           </w:tcPr>
           <w:p>
             <w:r>
               <w:rPr>
+                <w:rFonts w:cs="Times New Roman"/>
                 <w:rFonts w:ascii="Times New Roman" w:hAnsi="Times New Roman"/>
+                <w:b w:val="0"/>
+                <w:i w:val="0"/>
                 <w:sz w:val="22"/>
               </w:rPr>
               <w:t>Открыть файл</w:t>
@@ -1372,12 +1835,15 @@
         </w:tc>
         <w:tc>
           <w:tcPr>
-            <w:tcW w:type="dxa" w:w="3402"/>
+            <w:tcW w:type="dxa" w:w="3685"/>
           </w:tcPr>
           <w:p>
             <w:r>
               <w:rPr>
+                <w:rFonts w:cs="Times New Roman"/>
                 <w:rFonts w:ascii="Times New Roman" w:hAnsi="Times New Roman"/>
+                <w:b w:val="0"/>
+                <w:i w:val="0"/>
                 <w:sz w:val="22"/>
               </w:rPr>
               <w:t>filedialog.askopenfilename()</w:t>
@@ -1386,12 +1852,15 @@
         </w:tc>
         <w:tc>
           <w:tcPr>
-            <w:tcW w:type="dxa" w:w="1984"/>
+            <w:tcW w:type="dxa" w:w="1417"/>
           </w:tcPr>
           <w:p>
             <w:r>
               <w:rPr>
+                <w:rFonts w:cs="Times New Roman"/>
                 <w:rFonts w:ascii="Times New Roman" w:hAnsi="Times New Roman"/>
+                <w:b w:val="0"/>
+                <w:i w:val="0"/>
                 <w:sz w:val="22"/>
               </w:rPr>
               <w:t>Ctrl+O</w:t>
@@ -1402,12 +1871,15 @@
       <w:tr>
         <w:tc>
           <w:tcPr>
-            <w:tcW w:type="dxa" w:w="2835"/>
+            <w:tcW w:type="dxa" w:w="3118"/>
           </w:tcPr>
           <w:p>
             <w:r>
               <w:rPr>
+                <w:rFonts w:cs="Times New Roman"/>
                 <w:rFonts w:ascii="Times New Roman" w:hAnsi="Times New Roman"/>
+                <w:b w:val="0"/>
+                <w:i w:val="0"/>
                 <w:sz w:val="22"/>
               </w:rPr>
               <w:t>Сохранить</w:t>
@@ -1416,12 +1888,15 @@
         </w:tc>
         <w:tc>
           <w:tcPr>
-            <w:tcW w:type="dxa" w:w="3402"/>
+            <w:tcW w:type="dxa" w:w="3685"/>
           </w:tcPr>
           <w:p>
             <w:r>
               <w:rPr>
+                <w:rFonts w:cs="Times New Roman"/>
                 <w:rFonts w:ascii="Times New Roman" w:hAnsi="Times New Roman"/>
+                <w:b w:val="0"/>
+                <w:i w:val="0"/>
                 <w:sz w:val="22"/>
               </w:rPr>
               <w:t>TextEditor._write_file()</w:t>
@@ -1430,12 +1905,15 @@
         </w:tc>
         <w:tc>
           <w:tcPr>
-            <w:tcW w:type="dxa" w:w="1984"/>
+            <w:tcW w:type="dxa" w:w="1417"/>
           </w:tcPr>
           <w:p>
             <w:r>
               <w:rPr>
+                <w:rFonts w:cs="Times New Roman"/>
                 <w:rFonts w:ascii="Times New Roman" w:hAnsi="Times New Roman"/>
+                <w:b w:val="0"/>
+                <w:i w:val="0"/>
                 <w:sz w:val="22"/>
               </w:rPr>
               <w:t>Ctrl+S</w:t>
@@ -1446,12 +1924,15 @@
       <w:tr>
         <w:tc>
           <w:tcPr>
-            <w:tcW w:type="dxa" w:w="2835"/>
+            <w:tcW w:type="dxa" w:w="3118"/>
           </w:tcPr>
           <w:p>
             <w:r>
               <w:rPr>
+                <w:rFonts w:cs="Times New Roman"/>
                 <w:rFonts w:ascii="Times New Roman" w:hAnsi="Times New Roman"/>
+                <w:b w:val="0"/>
+                <w:i w:val="0"/>
                 <w:sz w:val="22"/>
               </w:rPr>
               <w:t>Сохранить как</w:t>
@@ -1460,12 +1941,15 @@
         </w:tc>
         <w:tc>
           <w:tcPr>
-            <w:tcW w:type="dxa" w:w="3402"/>
+            <w:tcW w:type="dxa" w:w="3685"/>
           </w:tcPr>
           <w:p>
             <w:r>
               <w:rPr>
+                <w:rFonts w:cs="Times New Roman"/>
                 <w:rFonts w:ascii="Times New Roman" w:hAnsi="Times New Roman"/>
+                <w:b w:val="0"/>
+                <w:i w:val="0"/>
                 <w:sz w:val="22"/>
               </w:rPr>
               <w:t>filedialog.asksaveasfilename()</w:t>
@@ -1474,12 +1958,15 @@
         </w:tc>
         <w:tc>
           <w:tcPr>
-            <w:tcW w:type="dxa" w:w="1984"/>
+            <w:tcW w:type="dxa" w:w="1417"/>
           </w:tcPr>
           <w:p>
             <w:r>
               <w:rPr>
+                <w:rFonts w:cs="Times New Roman"/>
                 <w:rFonts w:ascii="Times New Roman" w:hAnsi="Times New Roman"/>
+                <w:b w:val="0"/>
+                <w:i w:val="0"/>
                 <w:sz w:val="22"/>
               </w:rPr>
               <w:t>Ctrl+Shift+S</w:t>
@@ -1490,12 +1977,15 @@
       <w:tr>
         <w:tc>
           <w:tcPr>
-            <w:tcW w:type="dxa" w:w="2835"/>
+            <w:tcW w:type="dxa" w:w="3118"/>
           </w:tcPr>
           <w:p>
             <w:r>
               <w:rPr>
+                <w:rFonts w:cs="Times New Roman"/>
                 <w:rFonts w:ascii="Times New Roman" w:hAnsi="Times New Roman"/>
+                <w:b w:val="0"/>
+                <w:i w:val="0"/>
                 <w:sz w:val="22"/>
               </w:rPr>
               <w:t>Отменить/Повторить</w:t>
@@ -1504,29 +1994,35 @@
         </w:tc>
         <w:tc>
           <w:tcPr>
-            <w:tcW w:type="dxa" w:w="3402"/>
+            <w:tcW w:type="dxa" w:w="3685"/>
           </w:tcPr>
           <w:p>
             <w:r>
               <w:rPr>
+                <w:rFonts w:cs="Times New Roman"/>
                 <w:rFonts w:ascii="Times New Roman" w:hAnsi="Times New Roman"/>
+                <w:b w:val="0"/>
+                <w:i w:val="0"/>
                 <w:sz w:val="22"/>
               </w:rPr>
-              <w:t>text_area.edit_undo/redo()</w:t>
+              <w:t>edit_undo() / edit_redo()</w:t>
             </w:r>
           </w:p>
         </w:tc>
         <w:tc>
           <w:tcPr>
-            <w:tcW w:type="dxa" w:w="1984"/>
+            <w:tcW w:type="dxa" w:w="1417"/>
           </w:tcPr>
           <w:p>
             <w:r>
               <w:rPr>
+                <w:rFonts w:cs="Times New Roman"/>
                 <w:rFonts w:ascii="Times New Roman" w:hAnsi="Times New Roman"/>
+                <w:b w:val="0"/>
+                <w:i w:val="0"/>
                 <w:sz w:val="22"/>
               </w:rPr>
-              <w:t>Ctrl+Z/Y</w:t>
+              <w:t>Ctrl+Z / Y</w:t>
             </w:r>
           </w:p>
         </w:tc>
@@ -1534,12 +2030,15 @@
       <w:tr>
         <w:tc>
           <w:tcPr>
-            <w:tcW w:type="dxa" w:w="2835"/>
+            <w:tcW w:type="dxa" w:w="3118"/>
           </w:tcPr>
           <w:p>
             <w:r>
               <w:rPr>
+                <w:rFonts w:cs="Times New Roman"/>
                 <w:rFonts w:ascii="Times New Roman" w:hAnsi="Times New Roman"/>
+                <w:b w:val="0"/>
+                <w:i w:val="0"/>
                 <w:sz w:val="22"/>
               </w:rPr>
               <w:t>Вырезать/Копировать</w:t>
@@ -1548,29 +2047,35 @@
         </w:tc>
         <w:tc>
           <w:tcPr>
-            <w:tcW w:type="dxa" w:w="3402"/>
+            <w:tcW w:type="dxa" w:w="3685"/>
           </w:tcPr>
           <w:p>
             <w:r>
               <w:rPr>
+                <w:rFonts w:cs="Times New Roman"/>
                 <w:rFonts w:ascii="Times New Roman" w:hAnsi="Times New Roman"/>
+                <w:b w:val="0"/>
+                <w:i w:val="0"/>
                 <w:sz w:val="22"/>
               </w:rPr>
-              <w:t>event_generate(&lt;&lt;Cut&gt;&gt;/&lt;&lt;Copy&gt;&gt;)</w:t>
+              <w:t>event_generate &lt;&lt;Cut/Copy&gt;&gt;</w:t>
             </w:r>
           </w:p>
         </w:tc>
         <w:tc>
           <w:tcPr>
-            <w:tcW w:type="dxa" w:w="1984"/>
+            <w:tcW w:type="dxa" w:w="1417"/>
           </w:tcPr>
           <w:p>
             <w:r>
               <w:rPr>
+                <w:rFonts w:cs="Times New Roman"/>
                 <w:rFonts w:ascii="Times New Roman" w:hAnsi="Times New Roman"/>
+                <w:b w:val="0"/>
+                <w:i w:val="0"/>
                 <w:sz w:val="22"/>
               </w:rPr>
-              <w:t>Ctrl+X/C</w:t>
+              <w:t>Ctrl+X / C</w:t>
             </w:r>
           </w:p>
         </w:tc>
@@ -1578,12 +2083,15 @@
       <w:tr>
         <w:tc>
           <w:tcPr>
-            <w:tcW w:type="dxa" w:w="2835"/>
+            <w:tcW w:type="dxa" w:w="3118"/>
           </w:tcPr>
           <w:p>
             <w:r>
               <w:rPr>
+                <w:rFonts w:cs="Times New Roman"/>
                 <w:rFonts w:ascii="Times New Roman" w:hAnsi="Times New Roman"/>
+                <w:b w:val="0"/>
+                <w:i w:val="0"/>
                 <w:sz w:val="22"/>
               </w:rPr>
               <w:t>Вставить</w:t>
@@ -1592,26 +2100,32 @@
         </w:tc>
         <w:tc>
           <w:tcPr>
-            <w:tcW w:type="dxa" w:w="3402"/>
+            <w:tcW w:type="dxa" w:w="3685"/>
           </w:tcPr>
           <w:p>
             <w:r>
               <w:rPr>
+                <w:rFonts w:cs="Times New Roman"/>
                 <w:rFonts w:ascii="Times New Roman" w:hAnsi="Times New Roman"/>
+                <w:b w:val="0"/>
+                <w:i w:val="0"/>
                 <w:sz w:val="22"/>
               </w:rPr>
-              <w:t>event_generate(&lt;&lt;Paste&gt;&gt;)</w:t>
+              <w:t>event_generate &lt;&lt;Paste&gt;&gt;</w:t>
             </w:r>
           </w:p>
         </w:tc>
         <w:tc>
           <w:tcPr>
-            <w:tcW w:type="dxa" w:w="1984"/>
+            <w:tcW w:type="dxa" w:w="1417"/>
           </w:tcPr>
           <w:p>
             <w:r>
               <w:rPr>
+                <w:rFonts w:cs="Times New Roman"/>
                 <w:rFonts w:ascii="Times New Roman" w:hAnsi="Times New Roman"/>
+                <w:b w:val="0"/>
+                <w:i w:val="0"/>
                 <w:sz w:val="22"/>
               </w:rPr>
               <w:t>Ctrl+V</w:t>
@@ -1622,12 +2136,15 @@
       <w:tr>
         <w:tc>
           <w:tcPr>
-            <w:tcW w:type="dxa" w:w="2835"/>
+            <w:tcW w:type="dxa" w:w="3118"/>
           </w:tcPr>
           <w:p>
             <w:r>
               <w:rPr>
+                <w:rFonts w:cs="Times New Roman"/>
                 <w:rFonts w:ascii="Times New Roman" w:hAnsi="Times New Roman"/>
+                <w:b w:val="0"/>
+                <w:i w:val="0"/>
                 <w:sz w:val="22"/>
               </w:rPr>
               <w:t>Выделить всё</w:t>
@@ -1636,26 +2153,32 @@
         </w:tc>
         <w:tc>
           <w:tcPr>
-            <w:tcW w:type="dxa" w:w="3402"/>
+            <w:tcW w:type="dxa" w:w="3685"/>
           </w:tcPr>
           <w:p>
             <w:r>
               <w:rPr>
+                <w:rFonts w:cs="Times New Roman"/>
                 <w:rFonts w:ascii="Times New Roman" w:hAnsi="Times New Roman"/>
+                <w:b w:val="0"/>
+                <w:i w:val="0"/>
                 <w:sz w:val="22"/>
               </w:rPr>
-              <w:t>text_area.tag_add(SEL,...)</w:t>
+              <w:t>tag_add(SEL, 1.0, END)</w:t>
             </w:r>
           </w:p>
         </w:tc>
         <w:tc>
           <w:tcPr>
-            <w:tcW w:type="dxa" w:w="1984"/>
+            <w:tcW w:type="dxa" w:w="1417"/>
           </w:tcPr>
           <w:p>
             <w:r>
               <w:rPr>
+                <w:rFonts w:cs="Times New Roman"/>
                 <w:rFonts w:ascii="Times New Roman" w:hAnsi="Times New Roman"/>
+                <w:b w:val="0"/>
+                <w:i w:val="0"/>
                 <w:sz w:val="22"/>
               </w:rPr>
               <w:t>Ctrl+A</w:t>
@@ -1666,12 +2189,15 @@
       <w:tr>
         <w:tc>
           <w:tcPr>
-            <w:tcW w:type="dxa" w:w="2835"/>
+            <w:tcW w:type="dxa" w:w="3118"/>
           </w:tcPr>
           <w:p>
             <w:r>
               <w:rPr>
+                <w:rFonts w:cs="Times New Roman"/>
                 <w:rFonts w:ascii="Times New Roman" w:hAnsi="Times New Roman"/>
+                <w:b w:val="0"/>
+                <w:i w:val="0"/>
                 <w:sz w:val="22"/>
               </w:rPr>
               <w:t>Поиск</w:t>
@@ -1680,26 +2206,32 @@
         </w:tc>
         <w:tc>
           <w:tcPr>
-            <w:tcW w:type="dxa" w:w="3402"/>
+            <w:tcW w:type="dxa" w:w="3685"/>
           </w:tcPr>
           <w:p>
             <w:r>
               <w:rPr>
+                <w:rFonts w:cs="Times New Roman"/>
                 <w:rFonts w:ascii="Times New Roman" w:hAnsi="Times New Roman"/>
+                <w:b w:val="0"/>
+                <w:i w:val="0"/>
                 <w:sz w:val="22"/>
               </w:rPr>
-              <w:t>text_area.search() + tag_add()</w:t>
+              <w:t>text.search() + tag_config()</w:t>
             </w:r>
           </w:p>
         </w:tc>
         <w:tc>
           <w:tcPr>
-            <w:tcW w:type="dxa" w:w="1984"/>
+            <w:tcW w:type="dxa" w:w="1417"/>
           </w:tcPr>
           <w:p>
             <w:r>
               <w:rPr>
+                <w:rFonts w:cs="Times New Roman"/>
                 <w:rFonts w:ascii="Times New Roman" w:hAnsi="Times New Roman"/>
+                <w:b w:val="0"/>
+                <w:i w:val="0"/>
                 <w:sz w:val="22"/>
               </w:rPr>
               <w:t>Ctrl+F</w:t>
@@ -1710,12 +2242,15 @@
       <w:tr>
         <w:tc>
           <w:tcPr>
-            <w:tcW w:type="dxa" w:w="2835"/>
+            <w:tcW w:type="dxa" w:w="3118"/>
           </w:tcPr>
           <w:p>
             <w:r>
               <w:rPr>
+                <w:rFonts w:cs="Times New Roman"/>
                 <w:rFonts w:ascii="Times New Roman" w:hAnsi="Times New Roman"/>
+                <w:b w:val="0"/>
+                <w:i w:val="0"/>
                 <w:sz w:val="22"/>
               </w:rPr>
               <w:t>Смена темы</w:t>
@@ -1724,26 +2259,32 @@
         </w:tc>
         <w:tc>
           <w:tcPr>
-            <w:tcW w:type="dxa" w:w="3402"/>
+            <w:tcW w:type="dxa" w:w="3685"/>
           </w:tcPr>
           <w:p>
             <w:r>
               <w:rPr>
+                <w:rFonts w:cs="Times New Roman"/>
                 <w:rFonts w:ascii="Times New Roman" w:hAnsi="Times New Roman"/>
+                <w:b w:val="0"/>
+                <w:i w:val="0"/>
                 <w:sz w:val="22"/>
               </w:rPr>
-              <w:t>TextEditor._apply_theme()</w:t>
+              <w:t>THEMES dict + configure(bg=)</w:t>
             </w:r>
           </w:p>
         </w:tc>
         <w:tc>
           <w:tcPr>
-            <w:tcW w:type="dxa" w:w="1984"/>
+            <w:tcW w:type="dxa" w:w="1417"/>
           </w:tcPr>
           <w:p>
             <w:r>
               <w:rPr>
+                <w:rFonts w:cs="Times New Roman"/>
                 <w:rFonts w:ascii="Times New Roman" w:hAnsi="Times New Roman"/>
+                <w:b w:val="0"/>
+                <w:i w:val="0"/>
                 <w:sz w:val="22"/>
               </w:rPr>
               <w:t>Меню → Вид</w:t>
@@ -1754,12 +2295,15 @@
       <w:tr>
         <w:tc>
           <w:tcPr>
-            <w:tcW w:type="dxa" w:w="2835"/>
+            <w:tcW w:type="dxa" w:w="3118"/>
           </w:tcPr>
           <w:p>
             <w:r>
               <w:rPr>
+                <w:rFonts w:cs="Times New Roman"/>
                 <w:rFonts w:ascii="Times New Roman" w:hAnsi="Times New Roman"/>
+                <w:b w:val="0"/>
+                <w:i w:val="0"/>
                 <w:sz w:val="22"/>
               </w:rPr>
               <w:t>Строка состояния</w:t>
@@ -1768,12 +2312,15 @@
         </w:tc>
         <w:tc>
           <w:tcPr>
-            <w:tcW w:type="dxa" w:w="3402"/>
+            <w:tcW w:type="dxa" w:w="3685"/>
           </w:tcPr>
           <w:p>
             <w:r>
               <w:rPr>
+                <w:rFonts w:cs="Times New Roman"/>
                 <w:rFonts w:ascii="Times New Roman" w:hAnsi="Times New Roman"/>
+                <w:b w:val="0"/>
+                <w:i w:val="0"/>
                 <w:sz w:val="22"/>
               </w:rPr>
               <w:t>tk.Label + KeyRelease event</w:t>
@@ -1782,12 +2329,15 @@
         </w:tc>
         <w:tc>
           <w:tcPr>
-            <w:tcW w:type="dxa" w:w="1984"/>
+            <w:tcW w:type="dxa" w:w="1417"/>
           </w:tcPr>
           <w:p>
             <w:r>
               <w:rPr>
+                <w:rFonts w:cs="Times New Roman"/>
                 <w:rFonts w:ascii="Times New Roman" w:hAnsi="Times New Roman"/>
+                <w:b w:val="0"/>
+                <w:i w:val="0"/>
                 <w:sz w:val="22"/>
               </w:rPr>
               <w:t>Авто</w:t>
@@ -1795,201 +2345,188 @@
           </w:p>
         </w:tc>
       </w:tr>
-      <w:tr>
-        <w:tc>
-          <w:tcPr>
-            <w:tcW w:type="dxa" w:w="2835"/>
-          </w:tcPr>
-          <w:p>
-            <w:r>
-              <w:rPr>
-                <w:rFonts w:ascii="Times New Roman" w:hAnsi="Times New Roman"/>
-                <w:sz w:val="22"/>
-              </w:rPr>
-              <w:t>О программе</w:t>
-            </w:r>
-          </w:p>
-        </w:tc>
-        <w:tc>
-          <w:tcPr>
-            <w:tcW w:type="dxa" w:w="3402"/>
-          </w:tcPr>
-          <w:p>
-            <w:r>
-              <w:rPr>
-                <w:rFonts w:ascii="Times New Roman" w:hAnsi="Times New Roman"/>
-                <w:sz w:val="22"/>
-              </w:rPr>
-              <w:t>messagebox.showinfo()</w:t>
-            </w:r>
-          </w:p>
-        </w:tc>
-        <w:tc>
-          <w:tcPr>
-            <w:tcW w:type="dxa" w:w="1984"/>
-          </w:tcPr>
-          <w:p>
-            <w:r>
-              <w:rPr>
-                <w:rFonts w:ascii="Times New Roman" w:hAnsi="Times New Roman"/>
-                <w:sz w:val="22"/>
-              </w:rPr>
-              <w:t>Меню</w:t>
-            </w:r>
-          </w:p>
-        </w:tc>
-      </w:tr>
     </w:tbl>
     <w:p/>
     <w:p>
       <w:pPr>
-        <w:spacing w:after="120"/>
+        <w:spacing w:before="0" w:after="120"/>
         <w:ind w:firstLine="709"/>
         <w:jc w:val="both"/>
       </w:pPr>
       <w:r>
         <w:rPr>
+          <w:rFonts w:cs="Times New Roman"/>
           <w:rFonts w:ascii="Times New Roman" w:hAnsi="Times New Roman"/>
+          <w:b w:val="0"/>
+          <w:i w:val="0"/>
           <w:sz w:val="28"/>
         </w:rPr>
-        <w:t>Особого внимания заслуживает реализация системы тем оформления. Два словаря THEMES["dark"] и THEMES["light"] хранят цветовые параметры, которые применяются через метод _apply_theme(), изменяющий свойства bg, fg и insertbackground виджета Text. Такой подход позволяет легко добавлять новые темы без изменения основной логики приложения.</w:t>
+        <w:t>Особенностью реализации является словарь THEMES, хранящий два набора цветовых параметров ("dark" и "light"), которые применяются методом _apply_theme() через вызов configure() виджета Text. Такой подход обеспечивает лёгкое расширение списка тем без изменения основной логики.</w:t>
       </w:r>
     </w:p>
     <w:p>
       <w:pPr>
-        <w:spacing w:before="240" w:after="120"/>
+        <w:spacing w:before="200" w:after="120"/>
         <w:jc w:val="left"/>
       </w:pPr>
       <w:r>
         <w:rPr>
+          <w:rFonts w:cs="Times New Roman"/>
           <w:rFonts w:ascii="Times New Roman" w:hAnsi="Times New Roman"/>
           <w:b/>
+          <w:i w:val="0"/>
           <w:sz w:val="28"/>
         </w:rPr>
-        <w:t>3.2 Разработка статического сайта</w:t>
+        <w:t>3.2 Разработка статического веб-сайта</w:t>
       </w:r>
     </w:p>
     <w:p>
       <w:pPr>
-        <w:spacing w:after="120"/>
+        <w:spacing w:before="0" w:after="120"/>
         <w:ind w:firstLine="709"/>
         <w:jc w:val="both"/>
       </w:pPr>
       <w:r>
         <w:rPr>
+          <w:rFonts w:cs="Times New Roman"/>
           <w:rFonts w:ascii="Times New Roman" w:hAnsi="Times New Roman"/>
+          <w:b w:val="0"/>
+          <w:i w:val="0"/>
           <w:sz w:val="28"/>
         </w:rPr>
-        <w:t>Создан многостраничный статический сайт на HTML5 и CSS3 без использования фреймворков или генераторов статических сайтов. Все страницы связаны общей навигационной панелью.</w:t>
+        <w:t>Создан многостраничный статический сайт на HTML5 и CSS3. Все страницы связаны общей навигационной панелью. Ссылка: github.com/Ali717-code/practice-2025-1/tree/master/site</w:t>
       </w:r>
     </w:p>
     <w:p>
       <w:pPr>
-        <w:spacing w:after="120"/>
+        <w:spacing w:before="0" w:after="120"/>
         <w:ind w:firstLine="709"/>
         <w:jc w:val="both"/>
       </w:pPr>
       <w:r>
         <w:rPr>
+          <w:rFonts w:cs="Times New Roman"/>
           <w:rFonts w:ascii="Times New Roman" w:hAnsi="Times New Roman"/>
+          <w:b w:val="0"/>
+          <w:i w:val="0"/>
           <w:sz w:val="28"/>
         </w:rPr>
-        <w:t>Сайт состоит из пяти страниц:</w:t>
+        <w:t>Состав сайта (5 страниц):</w:t>
       </w:r>
     </w:p>
     <w:p>
       <w:pPr>
         <w:pStyle w:val="ListBullet"/>
         <w:spacing w:after="60"/>
-        <w:ind w:left="709"/>
+        <w:ind w:left="850"/>
       </w:pPr>
       <w:r>
         <w:rPr>
+          <w:rFonts w:cs="Times New Roman"/>
           <w:rFonts w:ascii="Times New Roman" w:hAnsi="Times New Roman"/>
+          <w:b w:val="0"/>
+          <w:i w:val="0"/>
           <w:sz w:val="28"/>
         </w:rPr>
-        <w:t>Главная (index.html) — информация о студенте, ключевые возможности редактора, используемые технологии;</w:t>
+        <w:t>Главная (index.html) — информация о студенте, возможности редактора, технологии;</w:t>
       </w:r>
     </w:p>
     <w:p>
       <w:pPr>
         <w:pStyle w:val="ListBullet"/>
         <w:spacing w:after="60"/>
-        <w:ind w:left="709"/>
+        <w:ind w:left="850"/>
       </w:pPr>
       <w:r>
         <w:rPr>
+          <w:rFonts w:cs="Times New Roman"/>
           <w:rFonts w:ascii="Times New Roman" w:hAnsi="Times New Roman"/>
+          <w:b w:val="0"/>
+          <w:i w:val="0"/>
           <w:sz w:val="28"/>
         </w:rPr>
-        <w:t>Тема (pages/topic.html) — теоретическая база, описание библиотеки Tkinter, пример кода, ресурсы;</w:t>
+        <w:t>Тема (pages/topic.html) — теория, описание Tkinter, пример кода, ресурсы;</w:t>
       </w:r>
     </w:p>
     <w:p>
       <w:pPr>
         <w:pStyle w:val="ListBullet"/>
         <w:spacing w:after="60"/>
-        <w:ind w:left="709"/>
+        <w:ind w:left="850"/>
       </w:pPr>
       <w:r>
         <w:rPr>
+          <w:rFonts w:cs="Times New Roman"/>
           <w:rFonts w:ascii="Times New Roman" w:hAnsi="Times New Roman"/>
+          <w:b w:val="0"/>
+          <w:i w:val="0"/>
           <w:sz w:val="28"/>
         </w:rPr>
-        <w:t>Проект (pages/project.html) — поэтапное описание разработки редактора (5 этапов) с технической документацией;</w:t>
+        <w:t>Проект (pages/project.html) — 5 этапов разработки с технической документацией;</w:t>
       </w:r>
     </w:p>
     <w:p>
       <w:pPr>
         <w:pStyle w:val="ListBullet"/>
         <w:spacing w:after="60"/>
-        <w:ind w:left="709"/>
+        <w:ind w:left="850"/>
       </w:pPr>
       <w:r>
         <w:rPr>
+          <w:rFonts w:cs="Times New Roman"/>
           <w:rFonts w:ascii="Times New Roman" w:hAnsi="Times New Roman"/>
+          <w:b w:val="0"/>
+          <w:i w:val="0"/>
           <w:sz w:val="28"/>
         </w:rPr>
-        <w:t>Мероприятия (pages/events.html) — отчёт об участии в Startup HUB, программа, фотоматериалы, сертификат;</w:t>
+        <w:t>Мероприятия (pages/events.html) — отчёт о Startup HUB, фото, сертификат;</w:t>
       </w:r>
     </w:p>
     <w:p>
       <w:pPr>
         <w:pStyle w:val="ListBullet"/>
         <w:spacing w:after="60"/>
-        <w:ind w:left="709"/>
+        <w:ind w:left="850"/>
       </w:pPr>
       <w:r>
         <w:rPr>
+          <w:rFonts w:cs="Times New Roman"/>
           <w:rFonts w:ascii="Times New Roman" w:hAnsi="Times New Roman"/>
+          <w:b w:val="0"/>
+          <w:i w:val="0"/>
           <w:sz w:val="28"/>
         </w:rPr>
-        <w:t>Контакты (pages/contacts.html) — профиль студента, ссылки на GitHub, учебная информация.</w:t>
+        <w:t>Контакты (pages/contacts.html) — профиль, ссылки на GitHub и сертификат.</w:t>
       </w:r>
     </w:p>
     <w:p>
       <w:pPr>
-        <w:spacing w:after="120"/>
+        <w:spacing w:before="0" w:after="120"/>
         <w:ind w:firstLine="709"/>
         <w:jc w:val="both"/>
       </w:pPr>
       <w:r>
         <w:rPr>
+          <w:rFonts w:cs="Times New Roman"/>
           <w:rFonts w:ascii="Times New Roman" w:hAnsi="Times New Roman"/>
+          <w:b w:val="0"/>
+          <w:i w:val="0"/>
           <w:sz w:val="28"/>
         </w:rPr>
-        <w:t>В CSS использованы пользовательские свойства (CSS custom properties) для управления цветовой темой, CSS Grid и Flexbox для адаптивной вёрстки, CSS-анимации для интерактивных эффектов при наведении. Дизайн выполнен в тёмной теме с жёлтыми акцентами в цветах Python-логотипа.</w:t>
+        <w:t>В CSS использованы: пользовательские свойства (CSS variables) для цветовых тем, CSS Grid и Flexbox для адаптивной вёрстки, CSS-анимации и переходы.</w:t>
       </w:r>
     </w:p>
     <w:p>
       <w:pPr>
-        <w:spacing w:before="240" w:after="120"/>
+        <w:spacing w:before="200" w:after="120"/>
         <w:jc w:val="left"/>
       </w:pPr>
       <w:r>
         <w:rPr>
+          <w:rFonts w:cs="Times New Roman"/>
           <w:rFonts w:ascii="Times New Roman" w:hAnsi="Times New Roman"/>
           <w:b/>
+          <w:i w:val="0"/>
           <w:sz w:val="28"/>
         </w:rPr>
         <w:t>3.3 Участие в образовательном мероприятии Startup HUB</w:t>
@@ -1997,114 +2534,336 @@
     </w:p>
     <w:p>
       <w:pPr>
-        <w:spacing w:after="120"/>
+        <w:spacing w:before="0" w:after="120"/>
         <w:ind w:firstLine="709"/>
         <w:jc w:val="both"/>
       </w:pPr>
       <w:r>
         <w:rPr>
+          <w:rFonts w:cs="Times New Roman"/>
           <w:rFonts w:ascii="Times New Roman" w:hAnsi="Times New Roman"/>
+          <w:b w:val="0"/>
+          <w:i w:val="0"/>
           <w:sz w:val="28"/>
         </w:rPr>
-        <w:t>В рамках обязательной части практики принято участие в образовательном мероприятии Startup HUB, организованном при поддержке Московского физико-технического института (МФТИ). Мероприятие проводилось в 2026 году и было направлено на развитие у студентов предпринимательских компетенций и навыков командной работы над стартап-проектами.</w:t>
+        <w:t>В рамках проектной практики принято участие в образовательном мероприятии Startup HUB, организованном при поддержке Московского физико-технического института (МФТИ) в 2026 году. В программе участвовали около 35 студентов технических специальностей.</w:t>
       </w:r>
     </w:p>
     <w:p>
       <w:pPr>
-        <w:spacing w:after="120"/>
+        <w:spacing w:before="0" w:after="120"/>
         <w:ind w:firstLine="709"/>
         <w:jc w:val="both"/>
       </w:pPr>
       <w:r>
         <w:rPr>
+          <w:rFonts w:cs="Times New Roman"/>
           <w:rFonts w:ascii="Times New Roman" w:hAnsi="Times New Roman"/>
+          <w:b w:val="0"/>
+          <w:i w:val="0"/>
           <w:sz w:val="28"/>
         </w:rPr>
-        <w:t>В ходе мероприятия участники:</w:t>
+        <w:t>Программа мероприятия включала:</w:t>
       </w:r>
     </w:p>
     <w:p>
       <w:pPr>
         <w:pStyle w:val="ListBullet"/>
         <w:spacing w:after="60"/>
-        <w:ind w:left="709"/>
+        <w:ind w:left="850"/>
       </w:pPr>
       <w:r>
         <w:rPr>
+          <w:rFonts w:cs="Times New Roman"/>
           <w:rFonts w:ascii="Times New Roman" w:hAnsi="Times New Roman"/>
+          <w:b w:val="0"/>
+          <w:i w:val="0"/>
           <w:sz w:val="28"/>
         </w:rPr>
-        <w:t>познакомились с основными концепциями стартап-деятельности;</w:t>
+        <w:t>теоретический блок об основах стартап-деятельности и ролях в команде;</w:t>
       </w:r>
     </w:p>
     <w:p>
       <w:pPr>
         <w:pStyle w:val="ListBullet"/>
         <w:spacing w:after="60"/>
-        <w:ind w:left="709"/>
+        <w:ind w:left="850"/>
       </w:pPr>
       <w:r>
         <w:rPr>
+          <w:rFonts w:cs="Times New Roman"/>
           <w:rFonts w:ascii="Times New Roman" w:hAnsi="Times New Roman"/>
+          <w:b w:val="0"/>
+          <w:i w:val="0"/>
           <w:sz w:val="28"/>
         </w:rPr>
-        <w:t>изучили роли в стартап-команде (Hacker, Hipster, Hustler);</w:t>
+        <w:t>воркшоп по генерации и визуализации проектных идей;</w:t>
       </w:r>
     </w:p>
     <w:p>
       <w:pPr>
         <w:pStyle w:val="ListBullet"/>
         <w:spacing w:after="60"/>
-        <w:ind w:left="709"/>
+        <w:ind w:left="850"/>
       </w:pPr>
       <w:r>
         <w:rPr>
+          <w:rFonts w:cs="Times New Roman"/>
           <w:rFonts w:ascii="Times New Roman" w:hAnsi="Times New Roman"/>
+          <w:b w:val="0"/>
+          <w:i w:val="0"/>
           <w:sz w:val="28"/>
         </w:rPr>
-        <w:t>разрабатывали и презентовали идеи проектов;</w:t>
+        <w:t>командную работу с инструментом Business Model Canvas;</w:t>
       </w:r>
     </w:p>
     <w:p>
       <w:pPr>
         <w:pStyle w:val="ListBullet"/>
         <w:spacing w:after="60"/>
-        <w:ind w:left="709"/>
+        <w:ind w:left="850"/>
       </w:pPr>
       <w:r>
         <w:rPr>
+          <w:rFonts w:cs="Times New Roman"/>
           <w:rFonts w:ascii="Times New Roman" w:hAnsi="Times New Roman"/>
+          <w:b w:val="0"/>
+          <w:i w:val="0"/>
           <w:sz w:val="28"/>
         </w:rPr>
-        <w:t>работали с инструментами Business Model Canvas и другими методиками;</w:t>
+        <w:t>публичную защиту проектных идей перед экспертами;</w:t>
       </w:r>
     </w:p>
     <w:p>
       <w:pPr>
         <w:pStyle w:val="ListBullet"/>
         <w:spacing w:after="60"/>
-        <w:ind w:left="709"/>
+        <w:ind w:left="850"/>
       </w:pPr>
       <w:r>
         <w:rPr>
+          <w:rFonts w:cs="Times New Roman"/>
           <w:rFonts w:ascii="Times New Roman" w:hAnsi="Times New Roman"/>
+          <w:b w:val="0"/>
+          <w:i w:val="0"/>
           <w:sz w:val="28"/>
         </w:rPr>
-        <w:t>получили опыт публичного выступления перед аудиторией.</w:t>
+        <w:t>торжественное вручение сертификатов участникам.</w:t>
       </w:r>
     </w:p>
     <w:p>
       <w:pPr>
-        <w:spacing w:after="120"/>
+        <w:spacing w:before="0" w:after="120"/>
         <w:ind w:firstLine="709"/>
         <w:jc w:val="both"/>
       </w:pPr>
       <w:r>
         <w:rPr>
+          <w:rFonts w:cs="Times New Roman"/>
           <w:rFonts w:ascii="Times New Roman" w:hAnsi="Times New Roman"/>
+          <w:b w:val="0"/>
+          <w:i w:val="0"/>
           <w:sz w:val="28"/>
         </w:rPr>
-        <w:t>По итогам участия в мероприятии получен именной сертификат. Идентификатор сертификата: aQcwNDuXk54zJunEd. Верификация доступна по адресу: study-techtraining.mipt.ru/training/preview/6mP4F3QpW3aTrcShB.</w:t>
+        <w:t>Участие в мероприятии позволило развить компетенции, выходящие за рамки технической специальности: навыки постановки цели продукта, описания целевой аудитории, краткой презентации идеи (elevator pitch) и командной работы.</w:t>
+      </w:r>
+    </w:p>
+    <w:p>
+      <w:pPr>
+        <w:spacing w:before="200" w:after="120"/>
+        <w:jc w:val="left"/>
+      </w:pPr>
+      <w:r>
+        <w:rPr>
+          <w:rFonts w:cs="Times New Roman"/>
+          <w:rFonts w:ascii="Times New Roman" w:hAnsi="Times New Roman"/>
+          <w:b/>
+          <w:i w:val="0"/>
+          <w:sz w:val="28"/>
+        </w:rPr>
+        <w:t>3.3.1 Фотоматериалы с мероприятия</w:t>
+      </w:r>
+    </w:p>
+    <w:p>
+      <w:pPr>
+        <w:spacing w:before="0" w:after="120"/>
+        <w:ind w:firstLine="709"/>
+        <w:jc w:val="both"/>
+      </w:pPr>
+      <w:r>
+        <w:rPr>
+          <w:rFonts w:cs="Times New Roman"/>
+          <w:rFonts w:ascii="Times New Roman" w:hAnsi="Times New Roman"/>
+          <w:b w:val="0"/>
+          <w:i w:val="0"/>
+          <w:sz w:val="28"/>
+        </w:rPr>
+        <w:t>На рисунках 1–3 представлены фотографии с образовательного мероприятия Startup HUB.</w:t>
+      </w:r>
+    </w:p>
+    <w:p>
+      <w:pPr>
+        <w:jc w:val="center"/>
+      </w:pPr>
+      <w:r>
+        <w:drawing>
+          <wp:inline xmlns:a="http://schemas.openxmlformats.org/drawingml/2006/main" xmlns:pic="http://schemas.openxmlformats.org/drawingml/2006/picture">
+            <wp:extent cx="5040000" cy="3360000"/>
+            <wp:docPr id="1" name="Picture 1"/>
+            <wp:cNvGraphicFramePr>
+              <a:graphicFrameLocks noChangeAspect="1"/>
+            </wp:cNvGraphicFramePr>
+            <a:graphic>
+              <a:graphicData uri="http://schemas.openxmlformats.org/drawingml/2006/picture">
+                <pic:pic>
+                  <pic:nvPicPr>
+                    <pic:cNvPr id="0" name="event1.jpg"/>
+                    <pic:cNvPicPr/>
+                  </pic:nvPicPr>
+                  <pic:blipFill>
+                    <a:blip r:embed="rId10"/>
+                    <a:stretch>
+                      <a:fillRect/>
+                    </a:stretch>
+                  </pic:blipFill>
+                  <pic:spPr>
+                    <a:xfrm>
+                      <a:off x="0" y="0"/>
+                      <a:ext cx="5040000" cy="3360000"/>
+                    </a:xfrm>
+                    <a:prstGeom prst="rect"/>
+                  </pic:spPr>
+                </pic:pic>
+              </a:graphicData>
+            </a:graphic>
+          </wp:inline>
+        </w:drawing>
+      </w:r>
+    </w:p>
+    <w:p>
+      <w:pPr>
+        <w:spacing w:before="40" w:after="160"/>
+        <w:jc w:val="center"/>
+      </w:pPr>
+      <w:r>
+        <w:rPr>
+          <w:rFonts w:cs="Times New Roman"/>
+          <w:rFonts w:ascii="Times New Roman" w:hAnsi="Times New Roman"/>
+          <w:b w:val="0"/>
+          <w:i/>
+          <w:sz w:val="22"/>
+        </w:rPr>
+        <w:t>Рисунок 1 — Групповое фото участников Startup HUB с сертификатами</w:t>
+      </w:r>
+    </w:p>
+    <w:p>
+      <w:pPr>
+        <w:jc w:val="center"/>
+      </w:pPr>
+      <w:r>
+        <w:drawing>
+          <wp:inline xmlns:a="http://schemas.openxmlformats.org/drawingml/2006/main" xmlns:pic="http://schemas.openxmlformats.org/drawingml/2006/picture">
+            <wp:extent cx="5040000" cy="3360000"/>
+            <wp:docPr id="2" name="Picture 2"/>
+            <wp:cNvGraphicFramePr>
+              <a:graphicFrameLocks noChangeAspect="1"/>
+            </wp:cNvGraphicFramePr>
+            <a:graphic>
+              <a:graphicData uri="http://schemas.openxmlformats.org/drawingml/2006/picture">
+                <pic:pic>
+                  <pic:nvPicPr>
+                    <pic:cNvPr id="0" name="event2.jpg"/>
+                    <pic:cNvPicPr/>
+                  </pic:nvPicPr>
+                  <pic:blipFill>
+                    <a:blip r:embed="rId11"/>
+                    <a:stretch>
+                      <a:fillRect/>
+                    </a:stretch>
+                  </pic:blipFill>
+                  <pic:spPr>
+                    <a:xfrm>
+                      <a:off x="0" y="0"/>
+                      <a:ext cx="5040000" cy="3360000"/>
+                    </a:xfrm>
+                    <a:prstGeom prst="rect"/>
+                  </pic:spPr>
+                </pic:pic>
+              </a:graphicData>
+            </a:graphic>
+          </wp:inline>
+        </w:drawing>
+      </w:r>
+    </w:p>
+    <w:p>
+      <w:pPr>
+        <w:spacing w:before="40" w:after="160"/>
+        <w:jc w:val="center"/>
+      </w:pPr>
+      <w:r>
+        <w:rPr>
+          <w:rFonts w:cs="Times New Roman"/>
+          <w:rFonts w:ascii="Times New Roman" w:hAnsi="Times New Roman"/>
+          <w:b w:val="0"/>
+          <w:i/>
+          <w:sz w:val="22"/>
+        </w:rPr>
+        <w:t>Рисунок 2 — Воркшоп: командная работа над проектными идеями</w:t>
+      </w:r>
+    </w:p>
+    <w:p>
+      <w:pPr>
+        <w:jc w:val="center"/>
+      </w:pPr>
+      <w:r>
+        <w:drawing>
+          <wp:inline xmlns:a="http://schemas.openxmlformats.org/drawingml/2006/main" xmlns:pic="http://schemas.openxmlformats.org/drawingml/2006/picture">
+            <wp:extent cx="5040000" cy="3360000"/>
+            <wp:docPr id="3" name="Picture 3"/>
+            <wp:cNvGraphicFramePr>
+              <a:graphicFrameLocks noChangeAspect="1"/>
+            </wp:cNvGraphicFramePr>
+            <a:graphic>
+              <a:graphicData uri="http://schemas.openxmlformats.org/drawingml/2006/picture">
+                <pic:pic>
+                  <pic:nvPicPr>
+                    <pic:cNvPr id="0" name="event3.jpg"/>
+                    <pic:cNvPicPr/>
+                  </pic:nvPicPr>
+                  <pic:blipFill>
+                    <a:blip r:embed="rId12"/>
+                    <a:stretch>
+                      <a:fillRect/>
+                    </a:stretch>
+                  </pic:blipFill>
+                  <pic:spPr>
+                    <a:xfrm>
+                      <a:off x="0" y="0"/>
+                      <a:ext cx="5040000" cy="3360000"/>
+                    </a:xfrm>
+                    <a:prstGeom prst="rect"/>
+                  </pic:spPr>
+                </pic:pic>
+              </a:graphicData>
+            </a:graphic>
+          </wp:inline>
+        </w:drawing>
+      </w:r>
+    </w:p>
+    <w:p>
+      <w:pPr>
+        <w:spacing w:before="40" w:after="160"/>
+        <w:jc w:val="center"/>
+      </w:pPr>
+      <w:r>
+        <w:rPr>
+          <w:rFonts w:cs="Times New Roman"/>
+          <w:rFonts w:ascii="Times New Roman" w:hAnsi="Times New Roman"/>
+          <w:b w:val="0"/>
+          <w:i/>
+          <w:sz w:val="22"/>
+        </w:rPr>
+        <w:t>Рисунок 3 — Командная сессия Startup HUB</w:t>
       </w:r>
     </w:p>
     <w:p>
@@ -2114,156 +2873,90 @@
     </w:p>
     <w:p>
       <w:pPr>
-        <w:spacing w:before="240" w:after="120"/>
+        <w:spacing w:before="200" w:after="120"/>
         <w:jc w:val="left"/>
       </w:pPr>
       <w:r>
         <w:rPr>
+          <w:rFonts w:cs="Times New Roman"/>
           <w:rFonts w:ascii="Times New Roman" w:hAnsi="Times New Roman"/>
           <w:b/>
-          <w:sz w:val="32"/>
+          <w:i w:val="0"/>
+          <w:sz w:val="28"/>
         </w:rPr>
-        <w:t>4. ЗАКЛЮЧЕНИЕ</w:t>
+        <w:t>3.3.2 Сертификат участника</w:t>
       </w:r>
     </w:p>
     <w:p>
       <w:pPr>
-        <w:spacing w:after="120"/>
+        <w:spacing w:before="0" w:after="120"/>
         <w:ind w:firstLine="709"/>
         <w:jc w:val="both"/>
       </w:pPr>
       <w:r>
         <w:rPr>
+          <w:rFonts w:cs="Times New Roman"/>
           <w:rFonts w:ascii="Times New Roman" w:hAnsi="Times New Roman"/>
+          <w:b w:val="0"/>
+          <w:i w:val="0"/>
           <w:sz w:val="28"/>
         </w:rPr>
-        <w:t>В ходе проектной практики выполнены все задания обязательной и вариативной частей. Разработан полнофункциональный текстовый редактор на Python, создан многостраничный статический веб-сайт, настроен Git-репозиторий и пройдено образовательное мероприятие Startup HUB.</w:t>
+        <w:t>По итогам участия в мероприятии Startup HUB получен именной сертификат. Идентификатор сертификата: aQcwNDuXk54zJunEd. Верификация доступна по адресу: study-techtraining.mipt.ru/training/preview/6mP4F3QpW3aTrcShB</w:t>
       </w:r>
     </w:p>
     <w:p>
       <w:pPr>
-        <w:spacing w:after="120"/>
-        <w:ind w:firstLine="709"/>
-        <w:jc w:val="both"/>
+        <w:jc w:val="center"/>
       </w:pPr>
       <w:r>
-        <w:rPr>
-          <w:rFonts w:ascii="Times New Roman" w:hAnsi="Times New Roman"/>
-          <w:sz w:val="28"/>
-        </w:rPr>
-        <w:t>В результате прохождения практики получены и закреплены следующие навыки:</w:t>
+        <w:drawing>
+          <wp:inline xmlns:a="http://schemas.openxmlformats.org/drawingml/2006/main" xmlns:pic="http://schemas.openxmlformats.org/drawingml/2006/picture">
+            <wp:extent cx="5040000" cy="3528000"/>
+            <wp:docPr id="4" name="Picture 4"/>
+            <wp:cNvGraphicFramePr>
+              <a:graphicFrameLocks noChangeAspect="1"/>
+            </wp:cNvGraphicFramePr>
+            <a:graphic>
+              <a:graphicData uri="http://schemas.openxmlformats.org/drawingml/2006/picture">
+                <pic:pic>
+                  <pic:nvPicPr>
+                    <pic:cNvPr id="0" name="certificate.png"/>
+                    <pic:cNvPicPr/>
+                  </pic:nvPicPr>
+                  <pic:blipFill>
+                    <a:blip r:embed="rId13"/>
+                    <a:stretch>
+                      <a:fillRect/>
+                    </a:stretch>
+                  </pic:blipFill>
+                  <pic:spPr>
+                    <a:xfrm>
+                      <a:off x="0" y="0"/>
+                      <a:ext cx="5040000" cy="3528000"/>
+                    </a:xfrm>
+                    <a:prstGeom prst="rect"/>
+                  </pic:spPr>
+                </pic:pic>
+              </a:graphicData>
+            </a:graphic>
+          </wp:inline>
+        </w:drawing>
       </w:r>
     </w:p>
     <w:p>
       <w:pPr>
-        <w:pStyle w:val="ListBullet"/>
-        <w:spacing w:after="60"/>
-        <w:ind w:left="709"/>
+        <w:spacing w:before="40" w:after="160"/>
+        <w:jc w:val="center"/>
       </w:pPr>
       <w:r>
         <w:rPr>
+          <w:rFonts w:cs="Times New Roman"/>
           <w:rFonts w:ascii="Times New Roman" w:hAnsi="Times New Roman"/>
-          <w:sz w:val="28"/>
+          <w:b w:val="0"/>
+          <w:i/>
+          <w:sz w:val="22"/>
         </w:rPr>
-        <w:t>углублённое программирование на Python (ООП, модули, обработка исключений);</w:t>
-      </w:r>
-    </w:p>
-    <w:p>
-      <w:pPr>
-        <w:pStyle w:val="ListBullet"/>
-        <w:spacing w:after="60"/>
-        <w:ind w:left="709"/>
-      </w:pPr>
-      <w:r>
-        <w:rPr>
-          <w:rFonts w:ascii="Times New Roman" w:hAnsi="Times New Roman"/>
-          <w:sz w:val="28"/>
-        </w:rPr>
-        <w:t>GUI-программирование с Tkinter (виджеты, события, компоновщики, темы);</w:t>
-      </w:r>
-    </w:p>
-    <w:p>
-      <w:pPr>
-        <w:pStyle w:val="ListBullet"/>
-        <w:spacing w:after="60"/>
-        <w:ind w:left="709"/>
-      </w:pPr>
-      <w:r>
-        <w:rPr>
-          <w:rFonts w:ascii="Times New Roman" w:hAnsi="Times New Roman"/>
-          <w:sz w:val="28"/>
-        </w:rPr>
-        <w:t>работа с файловой системой через стандартные библиотеки os и filedialog;</w:t>
-      </w:r>
-    </w:p>
-    <w:p>
-      <w:pPr>
-        <w:pStyle w:val="ListBullet"/>
-        <w:spacing w:after="60"/>
-        <w:ind w:left="709"/>
-      </w:pPr>
-      <w:r>
-        <w:rPr>
-          <w:rFonts w:ascii="Times New Roman" w:hAnsi="Times New Roman"/>
-          <w:sz w:val="28"/>
-        </w:rPr>
-        <w:t>вёрстка на HTML5 и CSS3 (Grid, Flexbox, CSS-анимации, адаптивный дизайн);</w:t>
-      </w:r>
-    </w:p>
-    <w:p>
-      <w:pPr>
-        <w:pStyle w:val="ListBullet"/>
-        <w:spacing w:after="60"/>
-        <w:ind w:left="709"/>
-      </w:pPr>
-      <w:r>
-        <w:rPr>
-          <w:rFonts w:ascii="Times New Roman" w:hAnsi="Times New Roman"/>
-          <w:sz w:val="28"/>
-        </w:rPr>
-        <w:t>работа с системой контроля версий Git и платформой GitHub;</w:t>
-      </w:r>
-    </w:p>
-    <w:p>
-      <w:pPr>
-        <w:pStyle w:val="ListBullet"/>
-        <w:spacing w:after="60"/>
-        <w:ind w:left="709"/>
-      </w:pPr>
-      <w:r>
-        <w:rPr>
-          <w:rFonts w:ascii="Times New Roman" w:hAnsi="Times New Roman"/>
-          <w:sz w:val="28"/>
-        </w:rPr>
-        <w:t>командная работа и предпринимательское мышление (Startup HUB).</w:t>
-      </w:r>
-    </w:p>
-    <w:p>
-      <w:pPr>
-        <w:spacing w:after="120"/>
-        <w:ind w:firstLine="709"/>
-        <w:jc w:val="both"/>
-      </w:pPr>
-      <w:r>
-        <w:rPr>
-          <w:rFonts w:ascii="Times New Roman" w:hAnsi="Times New Roman"/>
-          <w:sz w:val="28"/>
-        </w:rPr>
-        <w:t>Практическая ценность выполненной работы состоит в том, что разработанный текстовый редактор является полностью самостоятельно написанным приложением, пригодным для реального использования. Весь исходный код снабжён подробными комментариями в формате docstrings, что соответствует профессиональным стандартам разработки.</w:t>
-      </w:r>
-    </w:p>
-    <w:p>
-      <w:pPr>
-        <w:spacing w:after="120"/>
-        <w:ind w:firstLine="709"/>
-        <w:jc w:val="both"/>
-      </w:pPr>
-      <w:r>
-        <w:rPr>
-          <w:rFonts w:ascii="Times New Roman" w:hAnsi="Times New Roman"/>
-          <w:sz w:val="28"/>
-        </w:rPr>
-        <w:t>Участие в мероприятии Startup HUB позволило расширить кругозор за пределы технической специальности, познакомиться с принципами предпринимательства и приобрести навыки презентации проектных идей, что является важной компетенцией для современного IT-специалиста.</w:t>
+        <w:t>Рисунок 4 — Сертификат участника Startup HUB (МФТИ, 2026)</w:t>
       </w:r>
     </w:p>
     <w:p>
@@ -2273,100 +2966,239 @@
     </w:p>
     <w:p>
       <w:pPr>
-        <w:spacing w:before="240" w:after="120"/>
-        <w:jc w:val="left"/>
+        <w:spacing w:before="240" w:after="160"/>
+        <w:jc w:val="center"/>
       </w:pPr>
       <w:r>
         <w:rPr>
+          <w:rFonts w:cs="Times New Roman"/>
           <w:rFonts w:ascii="Times New Roman" w:hAnsi="Times New Roman"/>
           <w:b/>
+          <w:i w:val="0"/>
           <w:sz w:val="32"/>
         </w:rPr>
-        <w:t>СПИСОК ИСПОЛЬЗОВАННОЙ ЛИТЕРАТУРЫ</w:t>
+        <w:t>ЗАКЛЮЧЕНИЕ</w:t>
       </w:r>
     </w:p>
     <w:p>
       <w:pPr>
-        <w:spacing w:after="120"/>
-        <w:ind w:left="0" w:firstLine="0"/>
+        <w:spacing w:before="0" w:after="120"/>
+        <w:ind w:firstLine="709"/>
         <w:jc w:val="both"/>
       </w:pPr>
       <w:r>
         <w:rPr>
+          <w:rFonts w:cs="Times New Roman"/>
           <w:rFonts w:ascii="Times New Roman" w:hAnsi="Times New Roman"/>
+          <w:b w:val="0"/>
+          <w:i w:val="0"/>
           <w:sz w:val="28"/>
         </w:rPr>
-        <w:t>1. Python Software Foundation. Tkinter — Python interface to Tcl/Tk [Электронный ресурс]. — Режим доступа: https://docs.python.org/3/library/tkinter.html (дата обращения: 20.05.2026).</w:t>
+        <w:t>В ходе проектной практики все задания обязательной и вариативной частей успешно выполнены. Суммарный объём практики составил 72 академических часа.</w:t>
       </w:r>
     </w:p>
     <w:p>
       <w:pPr>
-        <w:spacing w:after="120"/>
-        <w:ind w:left="0" w:firstLine="0"/>
+        <w:spacing w:before="0" w:after="120"/>
+        <w:ind w:firstLine="709"/>
         <w:jc w:val="both"/>
       </w:pPr>
       <w:r>
         <w:rPr>
+          <w:rFonts w:cs="Times New Roman"/>
           <w:rFonts w:ascii="Times New Roman" w:hAnsi="Times New Roman"/>
+          <w:b w:val="0"/>
+          <w:i w:val="0"/>
           <w:sz w:val="28"/>
         </w:rPr>
-        <w:t>2. Codecrafters-io. Build Your Own X [Электронный ресурс]. — Режим доступа: https://github.com/codecrafters-io/build-your-own-x (дата обращения: 05.02.2026).</w:t>
+        <w:t>Достигнутые результаты:</w:t>
       </w:r>
     </w:p>
     <w:p>
       <w:pPr>
-        <w:spacing w:after="120"/>
-        <w:ind w:left="0" w:firstLine="0"/>
+        <w:spacing w:before="0" w:after="60"/>
+        <w:ind w:left="850"/>
         <w:jc w:val="both"/>
       </w:pPr>
       <w:r>
         <w:rPr>
+          <w:rFonts w:cs="Times New Roman"/>
           <w:rFonts w:ascii="Times New Roman" w:hAnsi="Times New Roman"/>
+          <w:b w:val="0"/>
+          <w:i w:val="0"/>
           <w:sz w:val="28"/>
         </w:rPr>
-        <w:t>3. Lutz M. Programming Python. 4th edition. — O'Reilly Media, 2011. — 1584 с.</w:t>
+        <w:t>1) разработан полнофункциональный текстовый редактор на Python (Tkinter), реализующий все заявленные функции;</w:t>
       </w:r>
     </w:p>
     <w:p>
       <w:pPr>
-        <w:spacing w:after="120"/>
-        <w:ind w:left="0" w:firstLine="0"/>
+        <w:spacing w:before="0" w:after="60"/>
+        <w:ind w:left="850"/>
         <w:jc w:val="both"/>
       </w:pPr>
       <w:r>
         <w:rPr>
+          <w:rFonts w:cs="Times New Roman"/>
           <w:rFonts w:ascii="Times New Roman" w:hAnsi="Times New Roman"/>
+          <w:b w:val="0"/>
+          <w:i w:val="0"/>
           <w:sz w:val="28"/>
         </w:rPr>
-        <w:t>4. Real Python. Python GUI Programming With Tkinter [Электронный ресурс]. — Режим доступа: https://realpython.com/python-gui-tkinter/ (дата обращения: 10.02.2026).</w:t>
+        <w:t>2) создан многостраничный статический сайт (5 страниц, HTML + CSS) для презентации проекта;</w:t>
       </w:r>
     </w:p>
     <w:p>
       <w:pPr>
-        <w:spacing w:after="120"/>
-        <w:ind w:left="0" w:firstLine="0"/>
+        <w:spacing w:before="0" w:after="60"/>
+        <w:ind w:left="850"/>
         <w:jc w:val="both"/>
       </w:pPr>
       <w:r>
         <w:rPr>
+          <w:rFonts w:cs="Times New Roman"/>
           <w:rFonts w:ascii="Times New Roman" w:hAnsi="Times New Roman"/>
+          <w:b w:val="0"/>
+          <w:i w:val="0"/>
           <w:sz w:val="28"/>
         </w:rPr>
-        <w:t>5. MDN Web Docs. Документация HTML и CSS [Электронный ресурс]. — Режим доступа: https://developer.mozilla.org/ru/ (дата обращения: 15.03.2026).</w:t>
+        <w:t>3) настроен и заполнен Git-репозиторий на GitHub с документацией и исходным кодом;</w:t>
       </w:r>
     </w:p>
     <w:p>
       <w:pPr>
-        <w:spacing w:after="120"/>
-        <w:ind w:left="0" w:firstLine="0"/>
+        <w:spacing w:before="0" w:after="60"/>
+        <w:ind w:left="850"/>
         <w:jc w:val="both"/>
       </w:pPr>
       <w:r>
         <w:rPr>
+          <w:rFonts w:cs="Times New Roman"/>
           <w:rFonts w:ascii="Times New Roman" w:hAnsi="Times New Roman"/>
+          <w:b w:val="0"/>
+          <w:i w:val="0"/>
           <w:sz w:val="28"/>
         </w:rPr>
-        <w:t>6. Chacon S., Straub B. Pro Git. 2nd edition. — Apress, 2014. — 456 с. [Электронный ресурс]. — Режим доступа: https://git-scm.com/book/ru/v2.</w:t>
+        <w:t>4) принято участие в образовательном мероприятии Startup HUB (МФТИ), получен сертификат.</w:t>
+      </w:r>
+    </w:p>
+    <w:p>
+      <w:pPr>
+        <w:spacing w:before="0" w:after="120"/>
+        <w:ind w:firstLine="709"/>
+        <w:jc w:val="both"/>
+      </w:pPr>
+      <w:r>
+        <w:rPr>
+          <w:rFonts w:cs="Times New Roman"/>
+          <w:rFonts w:ascii="Times New Roman" w:hAnsi="Times New Roman"/>
+          <w:b w:val="0"/>
+          <w:i w:val="0"/>
+          <w:sz w:val="28"/>
+        </w:rPr>
+        <w:t>Приобретённые навыки и компетенции:</w:t>
+      </w:r>
+    </w:p>
+    <w:p>
+      <w:pPr>
+        <w:pStyle w:val="ListBullet"/>
+        <w:spacing w:after="60"/>
+        <w:ind w:left="850"/>
+      </w:pPr>
+      <w:r>
+        <w:rPr>
+          <w:rFonts w:cs="Times New Roman"/>
+          <w:rFonts w:ascii="Times New Roman" w:hAnsi="Times New Roman"/>
+          <w:b w:val="0"/>
+          <w:i w:val="0"/>
+          <w:sz w:val="28"/>
+        </w:rPr>
+        <w:t>углублённое программирование на Python: ООП, модули, обработка исключений;</w:t>
+      </w:r>
+    </w:p>
+    <w:p>
+      <w:pPr>
+        <w:pStyle w:val="ListBullet"/>
+        <w:spacing w:after="60"/>
+        <w:ind w:left="850"/>
+      </w:pPr>
+      <w:r>
+        <w:rPr>
+          <w:rFonts w:cs="Times New Roman"/>
+          <w:rFonts w:ascii="Times New Roman" w:hAnsi="Times New Roman"/>
+          <w:b w:val="0"/>
+          <w:i w:val="0"/>
+          <w:sz w:val="28"/>
+        </w:rPr>
+        <w:t>GUI-программирование с Tkinter: виджеты, события, компоновщики, темы;</w:t>
+      </w:r>
+    </w:p>
+    <w:p>
+      <w:pPr>
+        <w:pStyle w:val="ListBullet"/>
+        <w:spacing w:after="60"/>
+        <w:ind w:left="850"/>
+      </w:pPr>
+      <w:r>
+        <w:rPr>
+          <w:rFonts w:cs="Times New Roman"/>
+          <w:rFonts w:ascii="Times New Roman" w:hAnsi="Times New Roman"/>
+          <w:b w:val="0"/>
+          <w:i w:val="0"/>
+          <w:sz w:val="28"/>
+        </w:rPr>
+        <w:t>вёрстка на HTML5 / CSS3: Grid, Flexbox, адаптивный дизайн, анимации;</w:t>
+      </w:r>
+    </w:p>
+    <w:p>
+      <w:pPr>
+        <w:pStyle w:val="ListBullet"/>
+        <w:spacing w:after="60"/>
+        <w:ind w:left="850"/>
+      </w:pPr>
+      <w:r>
+        <w:rPr>
+          <w:rFonts w:cs="Times New Roman"/>
+          <w:rFonts w:ascii="Times New Roman" w:hAnsi="Times New Roman"/>
+          <w:b w:val="0"/>
+          <w:i w:val="0"/>
+          <w:sz w:val="28"/>
+        </w:rPr>
+        <w:t>работа с Git и GitHub: форк, коммиты, структурирование репозитория;</w:t>
+      </w:r>
+    </w:p>
+    <w:p>
+      <w:pPr>
+        <w:pStyle w:val="ListBullet"/>
+        <w:spacing w:after="60"/>
+        <w:ind w:left="850"/>
+      </w:pPr>
+      <w:r>
+        <w:rPr>
+          <w:rFonts w:cs="Times New Roman"/>
+          <w:rFonts w:ascii="Times New Roman" w:hAnsi="Times New Roman"/>
+          <w:b w:val="0"/>
+          <w:i w:val="0"/>
+          <w:sz w:val="28"/>
+        </w:rPr>
+        <w:t>предпринимательское мышление и командные навыки (Startup HUB).</w:t>
+      </w:r>
+    </w:p>
+    <w:p>
+      <w:pPr>
+        <w:spacing w:before="0" w:after="120"/>
+        <w:ind w:firstLine="709"/>
+        <w:jc w:val="both"/>
+      </w:pPr>
+      <w:r>
+        <w:rPr>
+          <w:rFonts w:cs="Times New Roman"/>
+          <w:rFonts w:ascii="Times New Roman" w:hAnsi="Times New Roman"/>
+          <w:b w:val="0"/>
+          <w:i w:val="0"/>
+          <w:sz w:val="28"/>
+        </w:rPr>
+        <w:t>Разработанный текстовый редактор является самостоятельно написанным приложением, пригодным для реального использования. Весь исходный код снабжён документацией в формате docstrings, что соответствует профессиональным стандартам разработки. Практика достигла своих учебных целей и подготовила студента к самостоятельной профессиональной деятельности в области разработки программного обеспечения.</w:t>
       </w:r>
     </w:p>
     <w:p>
@@ -2376,13 +3208,132 @@
     </w:p>
     <w:p>
       <w:pPr>
-        <w:spacing w:before="240" w:after="120"/>
-        <w:jc w:val="left"/>
+        <w:spacing w:before="240" w:after="160"/>
+        <w:jc w:val="center"/>
       </w:pPr>
       <w:r>
         <w:rPr>
+          <w:rFonts w:cs="Times New Roman"/>
           <w:rFonts w:ascii="Times New Roman" w:hAnsi="Times New Roman"/>
           <w:b/>
+          <w:i w:val="0"/>
+          <w:sz w:val="32"/>
+        </w:rPr>
+        <w:t>СПИСОК ИСПОЛЬЗОВАННОЙ ЛИТЕРАТУРЫ</w:t>
+      </w:r>
+    </w:p>
+    <w:p>
+      <w:pPr>
+        <w:spacing w:before="0" w:after="80"/>
+        <w:jc w:val="both"/>
+      </w:pPr>
+      <w:r>
+        <w:rPr>
+          <w:rFonts w:cs="Times New Roman"/>
+          <w:rFonts w:ascii="Times New Roman" w:hAnsi="Times New Roman"/>
+          <w:b w:val="0"/>
+          <w:i w:val="0"/>
+          <w:sz w:val="28"/>
+        </w:rPr>
+        <w:t>1. Python Software Foundation. Tkinter — Python interface to Tcl/Tk [Электронный ресурс]. — Режим доступа: https://docs.python.org/3/library/tkinter.html (дата обращения: 20.05.2026).</w:t>
+      </w:r>
+    </w:p>
+    <w:p>
+      <w:pPr>
+        <w:spacing w:before="0" w:after="80"/>
+        <w:jc w:val="both"/>
+      </w:pPr>
+      <w:r>
+        <w:rPr>
+          <w:rFonts w:cs="Times New Roman"/>
+          <w:rFonts w:ascii="Times New Roman" w:hAnsi="Times New Roman"/>
+          <w:b w:val="0"/>
+          <w:i w:val="0"/>
+          <w:sz w:val="28"/>
+        </w:rPr>
+        <w:t>2. Codecrafters-io. Build Your Own X [Электронный ресурс]. — Режим доступа: https://github.com/codecrafters-io/build-your-own-x (дата обращения: 05.02.2026).</w:t>
+      </w:r>
+    </w:p>
+    <w:p>
+      <w:pPr>
+        <w:spacing w:before="0" w:after="80"/>
+        <w:jc w:val="both"/>
+      </w:pPr>
+      <w:r>
+        <w:rPr>
+          <w:rFonts w:cs="Times New Roman"/>
+          <w:rFonts w:ascii="Times New Roman" w:hAnsi="Times New Roman"/>
+          <w:b w:val="0"/>
+          <w:i w:val="0"/>
+          <w:sz w:val="28"/>
+        </w:rPr>
+        <w:t>3. Lutz M. Programming Python. 4th edition. — O'Reilly Media, 2011. — 1584 с.</w:t>
+      </w:r>
+    </w:p>
+    <w:p>
+      <w:pPr>
+        <w:spacing w:before="0" w:after="80"/>
+        <w:jc w:val="both"/>
+      </w:pPr>
+      <w:r>
+        <w:rPr>
+          <w:rFonts w:cs="Times New Roman"/>
+          <w:rFonts w:ascii="Times New Roman" w:hAnsi="Times New Roman"/>
+          <w:b w:val="0"/>
+          <w:i w:val="0"/>
+          <w:sz w:val="28"/>
+        </w:rPr>
+        <w:t>4. Real Python. Python GUI Programming With Tkinter [Электронный ресурс]. — Режим доступа: https://realpython.com/python-gui-tkinter/ (дата обращения: 10.02.2026).</w:t>
+      </w:r>
+    </w:p>
+    <w:p>
+      <w:pPr>
+        <w:spacing w:before="0" w:after="80"/>
+        <w:jc w:val="both"/>
+      </w:pPr>
+      <w:r>
+        <w:rPr>
+          <w:rFonts w:cs="Times New Roman"/>
+          <w:rFonts w:ascii="Times New Roman" w:hAnsi="Times New Roman"/>
+          <w:b w:val="0"/>
+          <w:i w:val="0"/>
+          <w:sz w:val="28"/>
+        </w:rPr>
+        <w:t>5. MDN Web Docs. Документация HTML и CSS [Электронный ресурс]. — Режим доступа: https://developer.mozilla.org/ru/ (дата обращения: 15.03.2026).</w:t>
+      </w:r>
+    </w:p>
+    <w:p>
+      <w:pPr>
+        <w:spacing w:before="0" w:after="80"/>
+        <w:jc w:val="both"/>
+      </w:pPr>
+      <w:r>
+        <w:rPr>
+          <w:rFonts w:cs="Times New Roman"/>
+          <w:rFonts w:ascii="Times New Roman" w:hAnsi="Times New Roman"/>
+          <w:b w:val="0"/>
+          <w:i w:val="0"/>
+          <w:sz w:val="28"/>
+        </w:rPr>
+        <w:t>6. Chacon S., Straub B. Pro Git. 2nd edition. — Apress, 2014. — 456 с. — Режим доступа: https://git-scm.com/book/ru/v2.</w:t>
+      </w:r>
+    </w:p>
+    <w:p>
+      <w:r>
+        <w:br w:type="page"/>
+      </w:r>
+    </w:p>
+    <w:p>
+      <w:pPr>
+        <w:spacing w:before="240" w:after="160"/>
+        <w:jc w:val="center"/>
+      </w:pPr>
+      <w:r>
+        <w:rPr>
+          <w:rFonts w:cs="Times New Roman"/>
+          <w:rFonts w:ascii="Times New Roman" w:hAnsi="Times New Roman"/>
+          <w:b/>
+          <w:i w:val="0"/>
           <w:sz w:val="32"/>
         </w:rPr>
         <w:t>ПРИЛОЖЕНИЯ</w:t>
@@ -2390,110 +3341,287 @@
     </w:p>
     <w:p>
       <w:pPr>
-        <w:spacing w:before="240" w:after="120"/>
+        <w:spacing w:before="200" w:after="120"/>
         <w:jc w:val="left"/>
       </w:pPr>
       <w:r>
         <w:rPr>
+          <w:rFonts w:cs="Times New Roman"/>
           <w:rFonts w:ascii="Times New Roman" w:hAnsi="Times New Roman"/>
           <w:b/>
+          <w:i w:val="0"/>
           <w:sz w:val="28"/>
         </w:rPr>
-        <w:t>Приложение А. Ссылки на репозиторий и сайт проекта</w:t>
+        <w:t>Приложение А. Ссылки на репозиторий проекта</w:t>
       </w:r>
     </w:p>
     <w:p>
       <w:pPr>
-        <w:spacing w:after="120"/>
-        <w:ind w:firstLine="709"/>
+        <w:spacing w:before="0" w:after="60"/>
         <w:jc w:val="both"/>
       </w:pPr>
       <w:r>
         <w:rPr>
+          <w:rFonts w:cs="Times New Roman"/>
           <w:rFonts w:ascii="Times New Roman" w:hAnsi="Times New Roman"/>
-          <w:sz w:val="28"/>
+          <w:b/>
+          <w:i w:val="0"/>
+          <w:sz w:val="26"/>
         </w:rPr>
-        <w:t>Репозиторий проекта на GitHub:</w:t>
+        <w:t xml:space="preserve">GitHub репозиторий: </w:t>
       </w:r>
-    </w:p>
-    <w:p>
-      <w:pPr>
-        <w:spacing w:after="120"/>
-        <w:ind w:left="709"/>
-      </w:pPr>
       <w:r>
         <w:rPr>
+          <w:rFonts w:cs="Times New Roman"/>
           <w:rFonts w:ascii="Times New Roman" w:hAnsi="Times New Roman"/>
-          <w:sz w:val="28"/>
+          <w:b w:val="0"/>
+          <w:i w:val="0"/>
+          <w:sz w:val="26"/>
         </w:rPr>
         <w:t>https://github.com/Ali717-code/practice-2025-1</w:t>
       </w:r>
     </w:p>
     <w:p>
       <w:pPr>
-        <w:spacing w:after="120"/>
-        <w:ind w:firstLine="709"/>
+        <w:spacing w:before="0" w:after="60"/>
         <w:jc w:val="both"/>
       </w:pPr>
       <w:r>
         <w:rPr>
+          <w:rFonts w:cs="Times New Roman"/>
           <w:rFonts w:ascii="Times New Roman" w:hAnsi="Times New Roman"/>
-          <w:sz w:val="28"/>
+          <w:b/>
+          <w:i w:val="0"/>
+          <w:sz w:val="26"/>
         </w:rPr>
-        <w:t>Исходный код текстового редактора:</w:t>
+        <w:t xml:space="preserve">Исходный код (src/): </w:t>
       </w:r>
-    </w:p>
-    <w:p>
-      <w:pPr>
-        <w:spacing w:after="120"/>
-        <w:ind w:left="709"/>
-      </w:pPr>
       <w:r>
         <w:rPr>
+          <w:rFonts w:cs="Times New Roman"/>
           <w:rFonts w:ascii="Times New Roman" w:hAnsi="Times New Roman"/>
-          <w:sz w:val="28"/>
+          <w:b w:val="0"/>
+          <w:i w:val="0"/>
+          <w:sz w:val="26"/>
         </w:rPr>
         <w:t>https://github.com/Ali717-code/practice-2025-1/tree/master/src</w:t>
       </w:r>
     </w:p>
     <w:p>
       <w:pPr>
-        <w:spacing w:after="120"/>
-        <w:ind w:firstLine="709"/>
+        <w:spacing w:before="0" w:after="60"/>
         <w:jc w:val="both"/>
       </w:pPr>
       <w:r>
         <w:rPr>
+          <w:rFonts w:cs="Times New Roman"/>
           <w:rFonts w:ascii="Times New Roman" w:hAnsi="Times New Roman"/>
-          <w:sz w:val="28"/>
+          <w:b/>
+          <w:i w:val="0"/>
+          <w:sz w:val="26"/>
         </w:rPr>
-        <w:t>Сертификат участника Startup HUB (МФТИ):</w:t>
+        <w:t xml:space="preserve">Веб-сайт (site/): </w:t>
+      </w:r>
+      <w:r>
+        <w:rPr>
+          <w:rFonts w:cs="Times New Roman"/>
+          <w:rFonts w:ascii="Times New Roman" w:hAnsi="Times New Roman"/>
+          <w:b w:val="0"/>
+          <w:i w:val="0"/>
+          <w:sz w:val="26"/>
+        </w:rPr>
+        <w:t>https://github.com/Ali717-code/practice-2025-1/tree/master/site</w:t>
       </w:r>
     </w:p>
     <w:p>
       <w:pPr>
-        <w:spacing w:after="120"/>
-        <w:ind w:left="709"/>
+        <w:spacing w:before="0" w:after="60"/>
+        <w:jc w:val="both"/>
       </w:pPr>
       <w:r>
         <w:rPr>
+          <w:rFonts w:cs="Times New Roman"/>
           <w:rFonts w:ascii="Times New Roman" w:hAnsi="Times New Roman"/>
-          <w:sz w:val="28"/>
+          <w:b/>
+          <w:i w:val="0"/>
+          <w:sz w:val="26"/>
+        </w:rPr>
+        <w:t xml:space="preserve">Отчёт (reports/): </w:t>
+      </w:r>
+      <w:r>
+        <w:rPr>
+          <w:rFonts w:cs="Times New Roman"/>
+          <w:rFonts w:ascii="Times New Roman" w:hAnsi="Times New Roman"/>
+          <w:b w:val="0"/>
+          <w:i w:val="0"/>
+          <w:sz w:val="26"/>
+        </w:rPr>
+        <w:t>https://github.com/Ali717-code/practice-2025-1/tree/master/reports</w:t>
+      </w:r>
+    </w:p>
+    <w:p>
+      <w:pPr>
+        <w:spacing w:before="0" w:after="60"/>
+        <w:jc w:val="both"/>
+      </w:pPr>
+      <w:r>
+        <w:rPr>
+          <w:rFonts w:cs="Times New Roman"/>
+          <w:rFonts w:ascii="Times New Roman" w:hAnsi="Times New Roman"/>
+          <w:b/>
+          <w:i w:val="0"/>
+          <w:sz w:val="26"/>
+        </w:rPr>
+        <w:t xml:space="preserve">Сертификат Startup HUB: </w:t>
+      </w:r>
+      <w:r>
+        <w:rPr>
+          <w:rFonts w:cs="Times New Roman"/>
+          <w:rFonts w:ascii="Times New Roman" w:hAnsi="Times New Roman"/>
+          <w:b w:val="0"/>
+          <w:i w:val="0"/>
+          <w:sz w:val="26"/>
         </w:rPr>
         <w:t>https://study-techtraining.mipt.ru/training/preview/6mP4F3QpW3aTrcShB</w:t>
       </w:r>
+    </w:p>
+    <w:p>
+      <w:pPr>
+        <w:spacing w:before="200" w:after="120"/>
+        <w:jc w:val="left"/>
+      </w:pPr>
       <w:r>
         <w:rPr>
+          <w:rFonts w:cs="Times New Roman"/>
           <w:rFonts w:ascii="Times New Roman" w:hAnsi="Times New Roman"/>
-          <w:i/>
+          <w:b/>
+          <w:i w:val="0"/>
           <w:sz w:val="28"/>
         </w:rPr>
-        <w:t xml:space="preserve">  (ID: aQcwNDuXk54zJunEd)</w:t>
+        <w:t>Приложение Б. Архитектурная схема Python Text Editor</w:t>
+      </w:r>
+    </w:p>
+    <w:p>
+      <w:pPr>
+        <w:spacing w:after="120"/>
+        <w:ind w:left="567"/>
+      </w:pPr>
+      <w:r>
+        <w:rPr>
+          <w:rFonts w:ascii="Courier New" w:hAnsi="Courier New"/>
+          <w:sz w:val="20"/>
+        </w:rPr>
+        <w:t>TextEditor (наследует tk.Tk)</w:t>
+        <w:br/>
+      </w:r>
+      <w:r>
+        <w:rPr>
+          <w:rFonts w:ascii="Courier New" w:hAnsi="Courier New"/>
+          <w:sz w:val="20"/>
+        </w:rPr>
+        <w:t>├── _build_menu()         → строка меню (Файл / Правка / Вид)</w:t>
+        <w:br/>
+      </w:r>
+      <w:r>
+        <w:rPr>
+          <w:rFonts w:ascii="Courier New" w:hAnsi="Courier New"/>
+          <w:sz w:val="20"/>
+        </w:rPr>
+        <w:t>├── _build_editor()       → виджет Text + Scrollbar</w:t>
+        <w:br/>
+      </w:r>
+      <w:r>
+        <w:rPr>
+          <w:rFonts w:ascii="Courier New" w:hAnsi="Courier New"/>
+          <w:sz w:val="20"/>
+        </w:rPr>
+        <w:t>├── _build_statusbar()    → нижняя панель статистики</w:t>
+        <w:br/>
+      </w:r>
+      <w:r>
+        <w:rPr>
+          <w:rFonts w:ascii="Courier New" w:hAnsi="Courier New"/>
+          <w:sz w:val="20"/>
+        </w:rPr>
+        <w:t>├── _bind_shortcuts()     → горячие клавиши</w:t>
+        <w:br/>
+      </w:r>
+      <w:r>
+        <w:rPr>
+          <w:rFonts w:ascii="Courier New" w:hAnsi="Courier New"/>
+          <w:sz w:val="20"/>
+        </w:rPr>
+        <w:t>├── Файловые операции</w:t>
+        <w:br/>
+      </w:r>
+      <w:r>
+        <w:rPr>
+          <w:rFonts w:ascii="Courier New" w:hAnsi="Courier New"/>
+          <w:sz w:val="20"/>
+        </w:rPr>
+        <w:t>│   ├── new_file()  open_file()  save_file()  save_as()</w:t>
+        <w:br/>
+      </w:r>
+      <w:r>
+        <w:rPr>
+          <w:rFonts w:ascii="Courier New" w:hAnsi="Courier New"/>
+          <w:sz w:val="20"/>
+        </w:rPr>
+        <w:t>├── Редактирование</w:t>
+        <w:br/>
+      </w:r>
+      <w:r>
+        <w:rPr>
+          <w:rFonts w:ascii="Courier New" w:hAnsi="Courier New"/>
+          <w:sz w:val="20"/>
+        </w:rPr>
+        <w:t>│   ├── _undo() _redo() _cut() _copy() _paste() _select_all()</w:t>
+        <w:br/>
+      </w:r>
+      <w:r>
+        <w:rPr>
+          <w:rFonts w:ascii="Courier New" w:hAnsi="Courier New"/>
+          <w:sz w:val="20"/>
+        </w:rPr>
+        <w:t>├── Поиск</w:t>
+        <w:br/>
+      </w:r>
+      <w:r>
+        <w:rPr>
+          <w:rFonts w:ascii="Courier New" w:hAnsi="Courier New"/>
+          <w:sz w:val="20"/>
+        </w:rPr>
+        <w:t>│   └── find_text()  → text.search() + tag_add() + tag_config()</w:t>
+        <w:br/>
+      </w:r>
+      <w:r>
+        <w:rPr>
+          <w:rFonts w:ascii="Courier New" w:hAnsi="Courier New"/>
+          <w:sz w:val="20"/>
+        </w:rPr>
+        <w:t>└── Темы</w:t>
+        <w:br/>
+      </w:r>
+      <w:r>
+        <w:rPr>
+          <w:rFonts w:ascii="Courier New" w:hAnsi="Courier New"/>
+          <w:sz w:val="20"/>
+        </w:rPr>
+        <w:t xml:space="preserve">    ├── THEMES = {"dark": {...}, "light": {...}}</w:t>
+        <w:br/>
+      </w:r>
+      <w:r>
+        <w:rPr>
+          <w:rFonts w:ascii="Courier New" w:hAnsi="Courier New"/>
+          <w:sz w:val="20"/>
+        </w:rPr>
+        <w:t xml:space="preserve">    └── _apply_theme() → text_area.configure(bg=, fg=, ...)</w:t>
+        <w:br/>
       </w:r>
     </w:p>
     <w:sectPr>
       <w:footerReference w:type="default" r:id="rId9"/>
-      <w:pgSz w:w="12240" w:h="15840"/>
+      <w:pgSz w:w="11906" w:h="16838"/>
       <w:pgMar w:top="1134" w:right="850" w:bottom="1134" w:left="1701" w:header="720" w:footer="720" w:gutter="0"/>
       <w:cols w:space="720"/>
       <w:docGrid w:linePitch="360"/>
@@ -2881,13 +4009,6 @@
     <w:name w:val="Normal"/>
     <w:qFormat/>
     <w:rsid w:val="00FC693F"/>
-    <w:pPr>
-      <w:spacing w:after="0"/>
-    </w:pPr>
-    <w:rPr>
-      <w:rFonts w:ascii="Times New Roman" w:hAnsi="Times New Roman"/>
-      <w:sz w:val="28"/>
-    </w:rPr>
   </w:style>
   <w:style w:type="paragraph" w:styleId="Header">
     <w:name w:val="header"/>

--- a/reports/report.docx
+++ b/reports/report.docx
@@ -2681,210 +2681,7 @@
           <w:i w:val="0"/>
           <w:sz w:val="28"/>
         </w:rPr>
-        <w:t>3.3.1 Фотоматериалы с мероприятия</w:t>
-      </w:r>
-    </w:p>
-    <w:p>
-      <w:pPr>
-        <w:spacing w:before="0" w:after="120"/>
-        <w:ind w:firstLine="709"/>
-        <w:jc w:val="both"/>
-      </w:pPr>
-      <w:r>
-        <w:rPr>
-          <w:rFonts w:cs="Times New Roman"/>
-          <w:rFonts w:ascii="Times New Roman" w:hAnsi="Times New Roman"/>
-          <w:b w:val="0"/>
-          <w:i w:val="0"/>
-          <w:sz w:val="28"/>
-        </w:rPr>
-        <w:t>На рисунках 1–3 представлены фотографии с образовательного мероприятия Startup HUB.</w:t>
-      </w:r>
-    </w:p>
-    <w:p>
-      <w:pPr>
-        <w:jc w:val="center"/>
-      </w:pPr>
-      <w:r>
-        <w:drawing>
-          <wp:inline xmlns:a="http://schemas.openxmlformats.org/drawingml/2006/main" xmlns:pic="http://schemas.openxmlformats.org/drawingml/2006/picture">
-            <wp:extent cx="5040000" cy="3360000"/>
-            <wp:docPr id="1" name="Picture 1"/>
-            <wp:cNvGraphicFramePr>
-              <a:graphicFrameLocks noChangeAspect="1"/>
-            </wp:cNvGraphicFramePr>
-            <a:graphic>
-              <a:graphicData uri="http://schemas.openxmlformats.org/drawingml/2006/picture">
-                <pic:pic>
-                  <pic:nvPicPr>
-                    <pic:cNvPr id="0" name="event1.jpg"/>
-                    <pic:cNvPicPr/>
-                  </pic:nvPicPr>
-                  <pic:blipFill>
-                    <a:blip r:embed="rId10"/>
-                    <a:stretch>
-                      <a:fillRect/>
-                    </a:stretch>
-                  </pic:blipFill>
-                  <pic:spPr>
-                    <a:xfrm>
-                      <a:off x="0" y="0"/>
-                      <a:ext cx="5040000" cy="3360000"/>
-                    </a:xfrm>
-                    <a:prstGeom prst="rect"/>
-                  </pic:spPr>
-                </pic:pic>
-              </a:graphicData>
-            </a:graphic>
-          </wp:inline>
-        </w:drawing>
-      </w:r>
-    </w:p>
-    <w:p>
-      <w:pPr>
-        <w:spacing w:before="40" w:after="160"/>
-        <w:jc w:val="center"/>
-      </w:pPr>
-      <w:r>
-        <w:rPr>
-          <w:rFonts w:cs="Times New Roman"/>
-          <w:rFonts w:ascii="Times New Roman" w:hAnsi="Times New Roman"/>
-          <w:b w:val="0"/>
-          <w:i/>
-          <w:sz w:val="22"/>
-        </w:rPr>
-        <w:t>Рисунок 1 — Групповое фото участников Startup HUB с сертификатами</w:t>
-      </w:r>
-    </w:p>
-    <w:p>
-      <w:pPr>
-        <w:jc w:val="center"/>
-      </w:pPr>
-      <w:r>
-        <w:drawing>
-          <wp:inline xmlns:a="http://schemas.openxmlformats.org/drawingml/2006/main" xmlns:pic="http://schemas.openxmlformats.org/drawingml/2006/picture">
-            <wp:extent cx="5040000" cy="3360000"/>
-            <wp:docPr id="2" name="Picture 2"/>
-            <wp:cNvGraphicFramePr>
-              <a:graphicFrameLocks noChangeAspect="1"/>
-            </wp:cNvGraphicFramePr>
-            <a:graphic>
-              <a:graphicData uri="http://schemas.openxmlformats.org/drawingml/2006/picture">
-                <pic:pic>
-                  <pic:nvPicPr>
-                    <pic:cNvPr id="0" name="event2.jpg"/>
-                    <pic:cNvPicPr/>
-                  </pic:nvPicPr>
-                  <pic:blipFill>
-                    <a:blip r:embed="rId11"/>
-                    <a:stretch>
-                      <a:fillRect/>
-                    </a:stretch>
-                  </pic:blipFill>
-                  <pic:spPr>
-                    <a:xfrm>
-                      <a:off x="0" y="0"/>
-                      <a:ext cx="5040000" cy="3360000"/>
-                    </a:xfrm>
-                    <a:prstGeom prst="rect"/>
-                  </pic:spPr>
-                </pic:pic>
-              </a:graphicData>
-            </a:graphic>
-          </wp:inline>
-        </w:drawing>
-      </w:r>
-    </w:p>
-    <w:p>
-      <w:pPr>
-        <w:spacing w:before="40" w:after="160"/>
-        <w:jc w:val="center"/>
-      </w:pPr>
-      <w:r>
-        <w:rPr>
-          <w:rFonts w:cs="Times New Roman"/>
-          <w:rFonts w:ascii="Times New Roman" w:hAnsi="Times New Roman"/>
-          <w:b w:val="0"/>
-          <w:i/>
-          <w:sz w:val="22"/>
-        </w:rPr>
-        <w:t>Рисунок 2 — Воркшоп: командная работа над проектными идеями</w:t>
-      </w:r>
-    </w:p>
-    <w:p>
-      <w:pPr>
-        <w:jc w:val="center"/>
-      </w:pPr>
-      <w:r>
-        <w:drawing>
-          <wp:inline xmlns:a="http://schemas.openxmlformats.org/drawingml/2006/main" xmlns:pic="http://schemas.openxmlformats.org/drawingml/2006/picture">
-            <wp:extent cx="5040000" cy="3360000"/>
-            <wp:docPr id="3" name="Picture 3"/>
-            <wp:cNvGraphicFramePr>
-              <a:graphicFrameLocks noChangeAspect="1"/>
-            </wp:cNvGraphicFramePr>
-            <a:graphic>
-              <a:graphicData uri="http://schemas.openxmlformats.org/drawingml/2006/picture">
-                <pic:pic>
-                  <pic:nvPicPr>
-                    <pic:cNvPr id="0" name="event3.jpg"/>
-                    <pic:cNvPicPr/>
-                  </pic:nvPicPr>
-                  <pic:blipFill>
-                    <a:blip r:embed="rId12"/>
-                    <a:stretch>
-                      <a:fillRect/>
-                    </a:stretch>
-                  </pic:blipFill>
-                  <pic:spPr>
-                    <a:xfrm>
-                      <a:off x="0" y="0"/>
-                      <a:ext cx="5040000" cy="3360000"/>
-                    </a:xfrm>
-                    <a:prstGeom prst="rect"/>
-                  </pic:spPr>
-                </pic:pic>
-              </a:graphicData>
-            </a:graphic>
-          </wp:inline>
-        </w:drawing>
-      </w:r>
-    </w:p>
-    <w:p>
-      <w:pPr>
-        <w:spacing w:before="40" w:after="160"/>
-        <w:jc w:val="center"/>
-      </w:pPr>
-      <w:r>
-        <w:rPr>
-          <w:rFonts w:cs="Times New Roman"/>
-          <w:rFonts w:ascii="Times New Roman" w:hAnsi="Times New Roman"/>
-          <w:b w:val="0"/>
-          <w:i/>
-          <w:sz w:val="22"/>
-        </w:rPr>
-        <w:t>Рисунок 3 — Командная сессия Startup HUB</w:t>
-      </w:r>
-    </w:p>
-    <w:p>
-      <w:r>
-        <w:br w:type="page"/>
-      </w:r>
-    </w:p>
-    <w:p>
-      <w:pPr>
-        <w:spacing w:before="200" w:after="120"/>
-        <w:jc w:val="left"/>
-      </w:pPr>
-      <w:r>
-        <w:rPr>
-          <w:rFonts w:cs="Times New Roman"/>
-          <w:rFonts w:ascii="Times New Roman" w:hAnsi="Times New Roman"/>
-          <w:b/>
-          <w:i w:val="0"/>
-          <w:sz w:val="28"/>
-        </w:rPr>
-        <w:t>3.3.2 Сертификат участника</w:t>
+        <w:t>3.3.1 Сертификат участника</w:t>
       </w:r>
     </w:p>
     <w:p>
@@ -2902,61 +2699,6 @@
           <w:sz w:val="28"/>
         </w:rPr>
         <w:t>По итогам участия в мероприятии Startup HUB получен именной сертификат. Идентификатор сертификата: aQcwNDuXk54zJunEd. Верификация доступна по адресу: study-techtraining.mipt.ru/training/preview/6mP4F3QpW3aTrcShB</w:t>
-      </w:r>
-    </w:p>
-    <w:p>
-      <w:pPr>
-        <w:jc w:val="center"/>
-      </w:pPr>
-      <w:r>
-        <w:drawing>
-          <wp:inline xmlns:a="http://schemas.openxmlformats.org/drawingml/2006/main" xmlns:pic="http://schemas.openxmlformats.org/drawingml/2006/picture">
-            <wp:extent cx="5040000" cy="3528000"/>
-            <wp:docPr id="4" name="Picture 4"/>
-            <wp:cNvGraphicFramePr>
-              <a:graphicFrameLocks noChangeAspect="1"/>
-            </wp:cNvGraphicFramePr>
-            <a:graphic>
-              <a:graphicData uri="http://schemas.openxmlformats.org/drawingml/2006/picture">
-                <pic:pic>
-                  <pic:nvPicPr>
-                    <pic:cNvPr id="0" name="certificate.png"/>
-                    <pic:cNvPicPr/>
-                  </pic:nvPicPr>
-                  <pic:blipFill>
-                    <a:blip r:embed="rId13"/>
-                    <a:stretch>
-                      <a:fillRect/>
-                    </a:stretch>
-                  </pic:blipFill>
-                  <pic:spPr>
-                    <a:xfrm>
-                      <a:off x="0" y="0"/>
-                      <a:ext cx="5040000" cy="3528000"/>
-                    </a:xfrm>
-                    <a:prstGeom prst="rect"/>
-                  </pic:spPr>
-                </pic:pic>
-              </a:graphicData>
-            </a:graphic>
-          </wp:inline>
-        </w:drawing>
-      </w:r>
-    </w:p>
-    <w:p>
-      <w:pPr>
-        <w:spacing w:before="40" w:after="160"/>
-        <w:jc w:val="center"/>
-      </w:pPr>
-      <w:r>
-        <w:rPr>
-          <w:rFonts w:cs="Times New Roman"/>
-          <w:rFonts w:ascii="Times New Roman" w:hAnsi="Times New Roman"/>
-          <w:b w:val="0"/>
-          <w:i/>
-          <w:sz w:val="22"/>
-        </w:rPr>
-        <w:t>Рисунок 4 — Сертификат участника Startup HUB (МФТИ, 2026)</w:t>
       </w:r>
     </w:p>
     <w:p>
